--- a/Notes/Thread Creation in Java.docx
+++ b/Notes/Thread Creation in Java.docx
@@ -162,6 +162,7 @@
         <w:keepLines w:val="0"/>
         <w:widowControl/>
         <w:numPr>
+          <w:ilvl w:val="0"/>
           <w:numId w:val="0"/>
         </w:numPr>
         <w:suppressLineNumbers w:val="0"/>
@@ -241,6 +242,7 @@
         <w:keepLines w:val="0"/>
         <w:widowControl/>
         <w:numPr>
+          <w:ilvl w:val="0"/>
           <w:numId w:val="0"/>
         </w:numPr>
         <w:suppressLineNumbers w:val="0"/>
@@ -1270,8 +1272,6 @@
         </w:rPr>
         <w:t xml:space="preserve"> represents the worker/execution mechanism</w:t>
       </w:r>
-      <w:bookmarkStart w:id="0" w:name="_GoBack"/>
-      <w:bookmarkEnd w:id="0"/>
     </w:p>
     <w:p>
       <w:pPr>
@@ -1604,6 +1604,7 @@
     <w:p>
       <w:pPr>
         <w:numPr>
+          <w:ilvl w:val="0"/>
           <w:numId w:val="0"/>
         </w:numPr>
         <w:rPr>
@@ -1620,6 +1621,7 @@
     <w:p>
       <w:pPr>
         <w:numPr>
+          <w:ilvl w:val="0"/>
           <w:numId w:val="0"/>
         </w:numPr>
         <w:rPr>
@@ -1648,6 +1650,7 @@
     <w:p>
       <w:pPr>
         <w:numPr>
+          <w:ilvl w:val="0"/>
           <w:numId w:val="0"/>
         </w:numPr>
         <w:rPr>
@@ -2292,6 +2295,1395 @@
           <w:lang w:val="en-US"/>
         </w:rPr>
         <w:t>Extending Thread is generally not preferred for normal application development.</w:t>
+      </w:r>
+    </w:p>
+    <w:p>
+      <w:pPr>
+        <w:rPr>
+          <w:rFonts w:hint="default"/>
+          <w:sz w:val="28"/>
+          <w:szCs w:val="28"/>
+          <w:lang w:val="en-US"/>
+        </w:rPr>
+      </w:pPr>
+      <w:r>
+        <w:rPr>
+          <w:rFonts w:hint="default"/>
+          <w:sz w:val="28"/>
+          <w:szCs w:val="28"/>
+          <w:lang w:val="en-US"/>
+        </w:rPr>
+        <w:br w:type="page"/>
+      </w:r>
+    </w:p>
+    <w:p>
+      <w:pPr>
+        <w:rPr>
+          <w:rFonts w:hint="default"/>
+          <w:sz w:val="28"/>
+          <w:szCs w:val="28"/>
+          <w:lang w:val="en-US"/>
+        </w:rPr>
+      </w:pPr>
+      <w:r>
+        <w:rPr>
+          <w:rFonts w:hint="eastAsia" w:ascii="SimSun" w:hAnsi="SimSun" w:eastAsia="SimSun" w:cs="SimSun"/>
+          <w:b/>
+          <w:bCs/>
+          <w:color w:val="0000FF"/>
+          <w:sz w:val="28"/>
+          <w:szCs w:val="28"/>
+          <w:lang w:val="en-US"/>
+        </w:rPr>
+        <w:t>Implementing Runnable</w:t>
+      </w:r>
+      <w:r>
+        <w:rPr>
+          <w:rFonts w:hint="default" w:ascii="SimSun" w:hAnsi="SimSun" w:eastAsia="SimSun" w:cs="SimSun"/>
+          <w:b/>
+          <w:bCs/>
+          <w:color w:val="0000FF"/>
+          <w:sz w:val="28"/>
+          <w:szCs w:val="28"/>
+          <w:lang w:val="en-US"/>
+        </w:rPr>
+        <w:t xml:space="preserve"> </w:t>
+      </w:r>
+      <w:r>
+        <w:rPr>
+          <w:rFonts w:hint="eastAsia" w:ascii="SimSun" w:hAnsi="SimSun" w:eastAsia="SimSun" w:cs="SimSun"/>
+          <w:b/>
+          <w:bCs/>
+          <w:color w:val="0000FF"/>
+          <w:sz w:val="28"/>
+          <w:szCs w:val="28"/>
+          <w:lang w:val="en-US"/>
+        </w:rPr>
+        <w:t>Interface</w:t>
+      </w:r>
+      <w:r>
+        <w:rPr>
+          <w:rFonts w:hint="default"/>
+          <w:sz w:val="28"/>
+          <w:szCs w:val="28"/>
+          <w:lang w:val="en-US"/>
+        </w:rPr>
+        <w:br w:type="textWrapping"/>
+      </w:r>
+    </w:p>
+    <w:p>
+      <w:pPr>
+        <w:rPr>
+          <w:rFonts w:hint="default"/>
+          <w:b/>
+          <w:bCs/>
+          <w:sz w:val="28"/>
+          <w:szCs w:val="28"/>
+          <w:u w:val="single"/>
+          <w:lang w:val="en-US"/>
+        </w:rPr>
+      </w:pPr>
+      <w:r>
+        <w:rPr>
+          <w:rFonts w:hint="default"/>
+          <w:b/>
+          <w:bCs/>
+          <w:sz w:val="28"/>
+          <w:szCs w:val="28"/>
+          <w:u w:val="single"/>
+          <w:lang w:val="en-US"/>
+        </w:rPr>
+        <w:t>THREAD CREATION USING Callable</w:t>
+      </w:r>
+    </w:p>
+    <w:p>
+      <w:pPr>
+        <w:ind w:firstLine="720" w:firstLineChars="0"/>
+        <w:rPr>
+          <w:rFonts w:hint="default"/>
+          <w:sz w:val="28"/>
+          <w:szCs w:val="28"/>
+          <w:lang w:val="en-US"/>
+        </w:rPr>
+      </w:pPr>
+    </w:p>
+    <w:p>
+      <w:pPr>
+        <w:ind w:firstLine="280" w:firstLineChars="100"/>
+        <w:rPr>
+          <w:rFonts w:hint="default"/>
+          <w:sz w:val="28"/>
+          <w:szCs w:val="28"/>
+          <w:lang w:val="en-US"/>
+        </w:rPr>
+      </w:pPr>
+      <w:r>
+        <w:rPr>
+          <w:rFonts w:hint="default"/>
+          <w:sz w:val="28"/>
+          <w:szCs w:val="28"/>
+          <w:lang w:val="en-US"/>
+        </w:rPr>
+        <w:t>Callable is a functional interface used when a task needs to:</w:t>
+      </w:r>
+    </w:p>
+    <w:p>
+      <w:pPr>
+        <w:ind w:firstLine="720" w:firstLineChars="0"/>
+        <w:rPr>
+          <w:rFonts w:hint="default"/>
+          <w:sz w:val="28"/>
+          <w:szCs w:val="28"/>
+          <w:lang w:val="en-US"/>
+        </w:rPr>
+      </w:pPr>
+      <w:r>
+        <w:rPr>
+          <w:rFonts w:hint="default"/>
+          <w:sz w:val="28"/>
+          <w:szCs w:val="28"/>
+          <w:lang w:val="en-US"/>
+        </w:rPr>
+        <w:t>- Return a result</w:t>
+      </w:r>
+    </w:p>
+    <w:p>
+      <w:pPr>
+        <w:ind w:firstLine="720" w:firstLineChars="0"/>
+        <w:rPr>
+          <w:rFonts w:hint="default"/>
+          <w:sz w:val="28"/>
+          <w:szCs w:val="28"/>
+          <w:lang w:val="en-US"/>
+        </w:rPr>
+      </w:pPr>
+      <w:r>
+        <w:rPr>
+          <w:rFonts w:hint="default"/>
+          <w:sz w:val="28"/>
+          <w:szCs w:val="28"/>
+          <w:lang w:val="en-US"/>
+        </w:rPr>
+        <w:t>- Throw a checked exception</w:t>
+      </w:r>
+    </w:p>
+    <w:p>
+      <w:pPr>
+        <w:ind w:firstLine="720" w:firstLineChars="0"/>
+        <w:rPr>
+          <w:rFonts w:hint="default"/>
+          <w:sz w:val="28"/>
+          <w:szCs w:val="28"/>
+          <w:lang w:val="en-US"/>
+        </w:rPr>
+      </w:pPr>
+    </w:p>
+    <w:p>
+      <w:pPr>
+        <w:ind w:firstLine="280" w:firstLineChars="100"/>
+        <w:rPr>
+          <w:rFonts w:hint="default"/>
+          <w:sz w:val="28"/>
+          <w:szCs w:val="28"/>
+          <w:lang w:val="en-US"/>
+        </w:rPr>
+      </w:pPr>
+      <w:r>
+        <w:rPr>
+          <w:rFonts w:hint="default"/>
+          <w:sz w:val="28"/>
+          <w:szCs w:val="28"/>
+          <w:lang w:val="en-US"/>
+        </w:rPr>
+        <w:t>Unlike Runnable:</w:t>
+      </w:r>
+    </w:p>
+    <w:p>
+      <w:pPr>
+        <w:ind w:firstLine="720" w:firstLineChars="0"/>
+        <w:rPr>
+          <w:rFonts w:hint="default"/>
+          <w:sz w:val="28"/>
+          <w:szCs w:val="28"/>
+          <w:lang w:val="en-US"/>
+        </w:rPr>
+      </w:pPr>
+      <w:r>
+        <w:rPr>
+          <w:rFonts w:hint="default"/>
+          <w:sz w:val="28"/>
+          <w:szCs w:val="28"/>
+          <w:lang w:val="en-US"/>
+        </w:rPr>
+        <w:t xml:space="preserve">    Runnable → run() → no return value</w:t>
+      </w:r>
+    </w:p>
+    <w:p>
+      <w:pPr>
+        <w:ind w:firstLine="720" w:firstLineChars="0"/>
+        <w:rPr>
+          <w:rFonts w:hint="default"/>
+          <w:sz w:val="28"/>
+          <w:szCs w:val="28"/>
+          <w:lang w:val="en-US"/>
+        </w:rPr>
+      </w:pPr>
+      <w:r>
+        <w:rPr>
+          <w:rFonts w:hint="default"/>
+          <w:sz w:val="28"/>
+          <w:szCs w:val="28"/>
+          <w:lang w:val="en-US"/>
+        </w:rPr>
+        <w:t xml:space="preserve">    Callable → call() → returns a value</w:t>
+      </w:r>
+    </w:p>
+    <w:p>
+      <w:pPr>
+        <w:ind w:firstLine="720" w:firstLineChars="0"/>
+        <w:rPr>
+          <w:rFonts w:hint="default"/>
+          <w:sz w:val="28"/>
+          <w:szCs w:val="28"/>
+          <w:lang w:val="en-US"/>
+        </w:rPr>
+      </w:pPr>
+    </w:p>
+    <w:p>
+      <w:pPr>
+        <w:ind w:firstLine="720" w:firstLineChars="0"/>
+        <w:rPr>
+          <w:rFonts w:hint="default"/>
+          <w:sz w:val="28"/>
+          <w:szCs w:val="28"/>
+          <w:lang w:val="en-US"/>
+        </w:rPr>
+      </w:pPr>
+    </w:p>
+    <w:p>
+      <w:pPr>
+        <w:rPr>
+          <w:rFonts w:hint="default"/>
+          <w:b/>
+          <w:bCs/>
+          <w:sz w:val="28"/>
+          <w:szCs w:val="28"/>
+          <w:u w:val="single"/>
+          <w:lang w:val="en-US"/>
+        </w:rPr>
+      </w:pPr>
+      <w:r>
+        <w:rPr>
+          <w:rFonts w:hint="default"/>
+          <w:b/>
+          <w:bCs/>
+          <w:sz w:val="28"/>
+          <w:szCs w:val="28"/>
+          <w:u w:val="single"/>
+          <w:lang w:val="en-US"/>
+        </w:rPr>
+        <w:t>IMPORTANT:</w:t>
+      </w:r>
+    </w:p>
+    <w:p>
+      <w:pPr>
+        <w:ind w:firstLine="720" w:firstLineChars="0"/>
+        <w:rPr>
+          <w:rFonts w:hint="default"/>
+          <w:sz w:val="28"/>
+          <w:szCs w:val="28"/>
+          <w:lang w:val="en-US"/>
+        </w:rPr>
+      </w:pPr>
+      <w:r>
+        <w:rPr>
+          <w:rFonts w:hint="default"/>
+          <w:sz w:val="28"/>
+          <w:szCs w:val="28"/>
+          <w:lang w:val="en-US"/>
+        </w:rPr>
+        <w:t>Callable does NOT create a thread by itself.</w:t>
+      </w:r>
+    </w:p>
+    <w:p>
+      <w:pPr>
+        <w:ind w:firstLine="720" w:firstLineChars="0"/>
+        <w:rPr>
+          <w:rFonts w:hint="default"/>
+          <w:sz w:val="28"/>
+          <w:szCs w:val="28"/>
+          <w:lang w:val="en-US"/>
+        </w:rPr>
+      </w:pPr>
+      <w:r>
+        <w:rPr>
+          <w:rFonts w:hint="default"/>
+          <w:sz w:val="28"/>
+          <w:szCs w:val="28"/>
+          <w:lang w:val="en-US"/>
+        </w:rPr>
+        <w:t>It is usually executed using ExecutorService.</w:t>
+      </w:r>
+    </w:p>
+    <w:p>
+      <w:pPr>
+        <w:ind w:firstLine="720" w:firstLineChars="0"/>
+        <w:rPr>
+          <w:rFonts w:hint="default"/>
+          <w:sz w:val="28"/>
+          <w:szCs w:val="28"/>
+          <w:lang w:val="en-US"/>
+        </w:rPr>
+      </w:pPr>
+    </w:p>
+    <w:p>
+      <w:pPr>
+        <w:ind w:firstLine="720" w:firstLineChars="0"/>
+        <w:rPr>
+          <w:rFonts w:hint="default"/>
+          <w:sz w:val="28"/>
+          <w:szCs w:val="28"/>
+          <w:lang w:val="en-US"/>
+        </w:rPr>
+      </w:pPr>
+    </w:p>
+    <w:p>
+      <w:pPr>
+        <w:ind w:firstLine="720" w:firstLineChars="0"/>
+        <w:rPr>
+          <w:rFonts w:hint="default"/>
+          <w:sz w:val="28"/>
+          <w:szCs w:val="28"/>
+          <w:u w:val="single"/>
+          <w:lang w:val="en-US"/>
+        </w:rPr>
+      </w:pPr>
+      <w:r>
+        <w:rPr>
+          <w:rFonts w:hint="default"/>
+          <w:sz w:val="28"/>
+          <w:szCs w:val="28"/>
+          <w:u w:val="single"/>
+          <w:lang w:val="en-US"/>
+        </w:rPr>
+        <w:t>Example:</w:t>
+      </w:r>
+    </w:p>
+    <w:p>
+      <w:pPr>
+        <w:ind w:firstLine="720" w:firstLineChars="0"/>
+        <w:rPr>
+          <w:rFonts w:hint="default"/>
+          <w:sz w:val="28"/>
+          <w:szCs w:val="28"/>
+          <w:lang w:val="en-US"/>
+        </w:rPr>
+      </w:pPr>
+    </w:p>
+    <w:p>
+      <w:pPr>
+        <w:ind w:firstLine="720" w:firstLineChars="0"/>
+        <w:rPr>
+          <w:rFonts w:hint="default"/>
+          <w:sz w:val="28"/>
+          <w:szCs w:val="28"/>
+          <w:lang w:val="en-US"/>
+        </w:rPr>
+      </w:pPr>
+      <w:r>
+        <w:rPr>
+          <w:rFonts w:hint="default"/>
+          <w:sz w:val="28"/>
+          <w:szCs w:val="28"/>
+          <w:lang w:val="en-US"/>
+        </w:rPr>
+        <w:t>Callable&lt;Integer&gt; task = () -&gt; {</w:t>
+      </w:r>
+    </w:p>
+    <w:p>
+      <w:pPr>
+        <w:ind w:firstLine="720" w:firstLineChars="0"/>
+        <w:rPr>
+          <w:rFonts w:hint="default"/>
+          <w:sz w:val="28"/>
+          <w:szCs w:val="28"/>
+          <w:lang w:val="en-US"/>
+        </w:rPr>
+      </w:pPr>
+      <w:r>
+        <w:rPr>
+          <w:rFonts w:hint="default"/>
+          <w:sz w:val="28"/>
+          <w:szCs w:val="28"/>
+          <w:lang w:val="en-US"/>
+        </w:rPr>
+        <w:t xml:space="preserve">    return 10 + 20;</w:t>
+      </w:r>
+    </w:p>
+    <w:p>
+      <w:pPr>
+        <w:ind w:firstLine="720" w:firstLineChars="0"/>
+        <w:rPr>
+          <w:rFonts w:hint="default"/>
+          <w:sz w:val="28"/>
+          <w:szCs w:val="28"/>
+          <w:lang w:val="en-US"/>
+        </w:rPr>
+      </w:pPr>
+      <w:r>
+        <w:rPr>
+          <w:rFonts w:hint="default"/>
+          <w:sz w:val="28"/>
+          <w:szCs w:val="28"/>
+          <w:lang w:val="en-US"/>
+        </w:rPr>
+        <w:t>};</w:t>
+      </w:r>
+    </w:p>
+    <w:p>
+      <w:pPr>
+        <w:ind w:firstLine="720" w:firstLineChars="0"/>
+        <w:rPr>
+          <w:rFonts w:hint="default"/>
+          <w:sz w:val="28"/>
+          <w:szCs w:val="28"/>
+          <w:lang w:val="en-US"/>
+        </w:rPr>
+      </w:pPr>
+    </w:p>
+    <w:p>
+      <w:pPr>
+        <w:ind w:firstLine="720" w:firstLineChars="0"/>
+        <w:rPr>
+          <w:rFonts w:hint="default"/>
+          <w:sz w:val="28"/>
+          <w:szCs w:val="28"/>
+          <w:lang w:val="en-US"/>
+        </w:rPr>
+      </w:pPr>
+      <w:r>
+        <w:rPr>
+          <w:rFonts w:hint="default"/>
+          <w:sz w:val="28"/>
+          <w:szCs w:val="28"/>
+          <w:lang w:val="en-US"/>
+        </w:rPr>
+        <w:t>ExecutorService executor = Executors.newSingleThreadExecutor();</w:t>
+      </w:r>
+    </w:p>
+    <w:p>
+      <w:pPr>
+        <w:ind w:firstLine="720" w:firstLineChars="0"/>
+        <w:rPr>
+          <w:rFonts w:hint="default"/>
+          <w:sz w:val="28"/>
+          <w:szCs w:val="28"/>
+          <w:lang w:val="en-US"/>
+        </w:rPr>
+      </w:pPr>
+      <w:r>
+        <w:rPr>
+          <w:rFonts w:hint="default"/>
+          <w:sz w:val="28"/>
+          <w:szCs w:val="28"/>
+          <w:lang w:val="en-US"/>
+        </w:rPr>
+        <w:t>Future&lt;Integer&gt; result = executor.submit(task);</w:t>
+      </w:r>
+    </w:p>
+    <w:p>
+      <w:pPr>
+        <w:ind w:firstLine="720" w:firstLineChars="0"/>
+        <w:rPr>
+          <w:rFonts w:hint="default"/>
+          <w:sz w:val="28"/>
+          <w:szCs w:val="28"/>
+          <w:lang w:val="en-US"/>
+        </w:rPr>
+      </w:pPr>
+      <w:r>
+        <w:rPr>
+          <w:rFonts w:hint="default"/>
+          <w:sz w:val="28"/>
+          <w:szCs w:val="28"/>
+          <w:lang w:val="en-US"/>
+        </w:rPr>
+        <w:t>System.out.println(result.get());</w:t>
+      </w:r>
+    </w:p>
+    <w:p>
+      <w:pPr>
+        <w:ind w:firstLine="720" w:firstLineChars="0"/>
+        <w:rPr>
+          <w:rFonts w:hint="default"/>
+          <w:sz w:val="28"/>
+          <w:szCs w:val="28"/>
+          <w:lang w:val="en-US"/>
+        </w:rPr>
+      </w:pPr>
+      <w:r>
+        <w:rPr>
+          <w:rFonts w:hint="default"/>
+          <w:sz w:val="28"/>
+          <w:szCs w:val="28"/>
+          <w:lang w:val="en-US"/>
+        </w:rPr>
+        <w:t>executor.shutdown();</w:t>
+      </w:r>
+    </w:p>
+    <w:p>
+      <w:pPr>
+        <w:ind w:firstLine="720" w:firstLineChars="0"/>
+        <w:rPr>
+          <w:rFonts w:hint="default"/>
+          <w:sz w:val="28"/>
+          <w:szCs w:val="28"/>
+          <w:lang w:val="en-US"/>
+        </w:rPr>
+      </w:pPr>
+    </w:p>
+    <w:p>
+      <w:pPr>
+        <w:ind w:firstLine="720" w:firstLineChars="0"/>
+        <w:rPr>
+          <w:rFonts w:hint="default"/>
+          <w:sz w:val="28"/>
+          <w:szCs w:val="28"/>
+          <w:lang w:val="en-US"/>
+        </w:rPr>
+      </w:pPr>
+    </w:p>
+    <w:p>
+      <w:pPr>
+        <w:rPr>
+          <w:rFonts w:hint="default"/>
+          <w:b/>
+          <w:bCs/>
+          <w:sz w:val="28"/>
+          <w:szCs w:val="28"/>
+          <w:u w:val="single"/>
+          <w:lang w:val="en-US"/>
+        </w:rPr>
+      </w:pPr>
+      <w:r>
+        <w:rPr>
+          <w:rFonts w:hint="default"/>
+          <w:b/>
+          <w:bCs/>
+          <w:sz w:val="28"/>
+          <w:szCs w:val="28"/>
+          <w:u w:val="single"/>
+          <w:lang w:val="en-US"/>
+        </w:rPr>
+        <w:t>FLOW:</w:t>
+      </w:r>
+    </w:p>
+    <w:p>
+      <w:pPr>
+        <w:ind w:firstLine="720" w:firstLineChars="0"/>
+        <w:rPr>
+          <w:rFonts w:hint="default"/>
+          <w:sz w:val="28"/>
+          <w:szCs w:val="28"/>
+          <w:lang w:val="en-US"/>
+        </w:rPr>
+      </w:pPr>
+    </w:p>
+    <w:p>
+      <w:pPr>
+        <w:ind w:firstLine="720" w:firstLineChars="0"/>
+        <w:rPr>
+          <w:rFonts w:hint="default"/>
+          <w:sz w:val="28"/>
+          <w:szCs w:val="28"/>
+          <w:lang w:val="en-US"/>
+        </w:rPr>
+      </w:pPr>
+      <w:r>
+        <w:rPr>
+          <w:rFonts w:hint="default"/>
+          <w:sz w:val="28"/>
+          <w:szCs w:val="28"/>
+          <w:lang w:val="en-US"/>
+        </w:rPr>
+        <w:t>Callable</w:t>
+      </w:r>
+    </w:p>
+    <w:p>
+      <w:pPr>
+        <w:ind w:firstLine="720" w:firstLineChars="0"/>
+        <w:rPr>
+          <w:rFonts w:hint="default"/>
+          <w:sz w:val="28"/>
+          <w:szCs w:val="28"/>
+          <w:lang w:val="en-US"/>
+        </w:rPr>
+      </w:pPr>
+      <w:r>
+        <w:rPr>
+          <w:rFonts w:hint="default"/>
+          <w:sz w:val="28"/>
+          <w:szCs w:val="28"/>
+          <w:lang w:val="en-US"/>
+        </w:rPr>
+        <w:t xml:space="preserve">   ↓</w:t>
+      </w:r>
+    </w:p>
+    <w:p>
+      <w:pPr>
+        <w:ind w:firstLine="720" w:firstLineChars="0"/>
+        <w:rPr>
+          <w:rFonts w:hint="default"/>
+          <w:sz w:val="28"/>
+          <w:szCs w:val="28"/>
+          <w:lang w:val="en-US"/>
+        </w:rPr>
+      </w:pPr>
+      <w:r>
+        <w:rPr>
+          <w:rFonts w:hint="default"/>
+          <w:sz w:val="28"/>
+          <w:szCs w:val="28"/>
+          <w:lang w:val="en-US"/>
+        </w:rPr>
+        <w:t>Task with return value</w:t>
+      </w:r>
+    </w:p>
+    <w:p>
+      <w:pPr>
+        <w:ind w:firstLine="720" w:firstLineChars="0"/>
+        <w:rPr>
+          <w:rFonts w:hint="default"/>
+          <w:sz w:val="28"/>
+          <w:szCs w:val="28"/>
+          <w:lang w:val="en-US"/>
+        </w:rPr>
+      </w:pPr>
+      <w:r>
+        <w:rPr>
+          <w:rFonts w:hint="default"/>
+          <w:sz w:val="28"/>
+          <w:szCs w:val="28"/>
+          <w:lang w:val="en-US"/>
+        </w:rPr>
+        <w:t xml:space="preserve">   ↓</w:t>
+      </w:r>
+    </w:p>
+    <w:p>
+      <w:pPr>
+        <w:ind w:firstLine="720" w:firstLineChars="0"/>
+        <w:rPr>
+          <w:rFonts w:hint="default"/>
+          <w:sz w:val="28"/>
+          <w:szCs w:val="28"/>
+          <w:lang w:val="en-US"/>
+        </w:rPr>
+      </w:pPr>
+      <w:r>
+        <w:rPr>
+          <w:rFonts w:hint="default"/>
+          <w:sz w:val="28"/>
+          <w:szCs w:val="28"/>
+          <w:lang w:val="en-US"/>
+        </w:rPr>
+        <w:t>ExecutorService</w:t>
+      </w:r>
+    </w:p>
+    <w:p>
+      <w:pPr>
+        <w:ind w:firstLine="720" w:firstLineChars="0"/>
+        <w:rPr>
+          <w:rFonts w:hint="default"/>
+          <w:sz w:val="28"/>
+          <w:szCs w:val="28"/>
+          <w:lang w:val="en-US"/>
+        </w:rPr>
+      </w:pPr>
+      <w:r>
+        <w:rPr>
+          <w:rFonts w:hint="default"/>
+          <w:sz w:val="28"/>
+          <w:szCs w:val="28"/>
+          <w:lang w:val="en-US"/>
+        </w:rPr>
+        <w:t xml:space="preserve">   ↓</w:t>
+      </w:r>
+    </w:p>
+    <w:p>
+      <w:pPr>
+        <w:ind w:firstLine="720" w:firstLineChars="0"/>
+        <w:rPr>
+          <w:rFonts w:hint="default"/>
+          <w:sz w:val="28"/>
+          <w:szCs w:val="28"/>
+          <w:lang w:val="en-US"/>
+        </w:rPr>
+      </w:pPr>
+      <w:r>
+        <w:rPr>
+          <w:rFonts w:hint="default"/>
+          <w:sz w:val="28"/>
+          <w:szCs w:val="28"/>
+          <w:lang w:val="en-US"/>
+        </w:rPr>
+        <w:t>Thread</w:t>
+      </w:r>
+    </w:p>
+    <w:p>
+      <w:pPr>
+        <w:ind w:firstLine="720" w:firstLineChars="0"/>
+        <w:rPr>
+          <w:rFonts w:hint="default"/>
+          <w:sz w:val="28"/>
+          <w:szCs w:val="28"/>
+          <w:lang w:val="en-US"/>
+        </w:rPr>
+      </w:pPr>
+      <w:r>
+        <w:rPr>
+          <w:rFonts w:hint="default"/>
+          <w:sz w:val="28"/>
+          <w:szCs w:val="28"/>
+          <w:lang w:val="en-US"/>
+        </w:rPr>
+        <w:t xml:space="preserve">   ↓</w:t>
+      </w:r>
+    </w:p>
+    <w:p>
+      <w:pPr>
+        <w:ind w:firstLine="720" w:firstLineChars="0"/>
+        <w:rPr>
+          <w:rFonts w:hint="default"/>
+          <w:sz w:val="28"/>
+          <w:szCs w:val="28"/>
+          <w:lang w:val="en-US"/>
+        </w:rPr>
+      </w:pPr>
+      <w:r>
+        <w:rPr>
+          <w:rFonts w:hint="default"/>
+          <w:sz w:val="28"/>
+          <w:szCs w:val="28"/>
+          <w:lang w:val="en-US"/>
+        </w:rPr>
+        <w:t>Future</w:t>
+      </w:r>
+    </w:p>
+    <w:p>
+      <w:pPr>
+        <w:ind w:firstLine="720" w:firstLineChars="0"/>
+        <w:rPr>
+          <w:rFonts w:hint="default"/>
+          <w:sz w:val="28"/>
+          <w:szCs w:val="28"/>
+          <w:lang w:val="en-US"/>
+        </w:rPr>
+      </w:pPr>
+      <w:r>
+        <w:rPr>
+          <w:rFonts w:hint="default"/>
+          <w:sz w:val="28"/>
+          <w:szCs w:val="28"/>
+          <w:lang w:val="en-US"/>
+        </w:rPr>
+        <w:t xml:space="preserve">   ↓</w:t>
+      </w:r>
+    </w:p>
+    <w:p>
+      <w:pPr>
+        <w:ind w:firstLine="720" w:firstLineChars="0"/>
+        <w:rPr>
+          <w:rFonts w:hint="default"/>
+          <w:sz w:val="28"/>
+          <w:szCs w:val="28"/>
+          <w:lang w:val="en-US"/>
+        </w:rPr>
+      </w:pPr>
+      <w:r>
+        <w:rPr>
+          <w:rFonts w:hint="default"/>
+          <w:sz w:val="28"/>
+          <w:szCs w:val="28"/>
+          <w:lang w:val="en-US"/>
+        </w:rPr>
+        <w:t>Result</w:t>
+      </w:r>
+    </w:p>
+    <w:p>
+      <w:pPr>
+        <w:ind w:firstLine="720" w:firstLineChars="0"/>
+        <w:rPr>
+          <w:rFonts w:hint="default"/>
+          <w:sz w:val="28"/>
+          <w:szCs w:val="28"/>
+          <w:lang w:val="en-US"/>
+        </w:rPr>
+      </w:pPr>
+    </w:p>
+    <w:p>
+      <w:pPr>
+        <w:ind w:firstLine="720" w:firstLineChars="0"/>
+        <w:rPr>
+          <w:rFonts w:hint="default"/>
+          <w:sz w:val="28"/>
+          <w:szCs w:val="28"/>
+          <w:lang w:val="en-US"/>
+        </w:rPr>
+      </w:pPr>
+    </w:p>
+    <w:p>
+      <w:pPr>
+        <w:rPr>
+          <w:rFonts w:hint="default"/>
+          <w:b/>
+          <w:bCs/>
+          <w:sz w:val="28"/>
+          <w:szCs w:val="28"/>
+          <w:u w:val="single"/>
+          <w:lang w:val="en-US"/>
+        </w:rPr>
+      </w:pPr>
+      <w:r>
+        <w:rPr>
+          <w:rFonts w:hint="default"/>
+          <w:b/>
+          <w:bCs/>
+          <w:sz w:val="28"/>
+          <w:szCs w:val="28"/>
+          <w:u w:val="single"/>
+          <w:lang w:val="en-US"/>
+        </w:rPr>
+        <w:t>Runnable vs Callable:</w:t>
+      </w:r>
+    </w:p>
+    <w:p>
+      <w:pPr>
+        <w:ind w:firstLine="720" w:firstLineChars="0"/>
+        <w:rPr>
+          <w:rFonts w:hint="default"/>
+          <w:sz w:val="28"/>
+          <w:szCs w:val="28"/>
+          <w:lang w:val="en-US"/>
+        </w:rPr>
+      </w:pPr>
+    </w:p>
+    <w:p>
+      <w:pPr>
+        <w:ind w:firstLine="280" w:firstLineChars="100"/>
+        <w:rPr>
+          <w:rFonts w:hint="default"/>
+          <w:sz w:val="28"/>
+          <w:szCs w:val="28"/>
+          <w:lang w:val="en-US"/>
+        </w:rPr>
+      </w:pPr>
+      <w:r>
+        <w:rPr>
+          <w:rFonts w:hint="default"/>
+          <w:sz w:val="28"/>
+          <w:szCs w:val="28"/>
+          <w:lang w:val="en-US"/>
+        </w:rPr>
+        <w:t>Runnable:</w:t>
+      </w:r>
+    </w:p>
+    <w:p>
+      <w:pPr>
+        <w:ind w:firstLine="720" w:firstLineChars="0"/>
+        <w:rPr>
+          <w:rFonts w:hint="default"/>
+          <w:sz w:val="28"/>
+          <w:szCs w:val="28"/>
+          <w:lang w:val="en-US"/>
+        </w:rPr>
+      </w:pPr>
+      <w:r>
+        <w:rPr>
+          <w:rFonts w:hint="default"/>
+          <w:sz w:val="28"/>
+          <w:szCs w:val="28"/>
+          <w:lang w:val="en-US"/>
+        </w:rPr>
+        <w:t xml:space="preserve">    void run()</w:t>
+      </w:r>
+    </w:p>
+    <w:p>
+      <w:pPr>
+        <w:ind w:firstLine="720" w:firstLineChars="0"/>
+        <w:rPr>
+          <w:rFonts w:hint="default"/>
+          <w:sz w:val="28"/>
+          <w:szCs w:val="28"/>
+          <w:lang w:val="en-US"/>
+        </w:rPr>
+      </w:pPr>
+      <w:r>
+        <w:rPr>
+          <w:rFonts w:hint="default"/>
+          <w:sz w:val="28"/>
+          <w:szCs w:val="28"/>
+          <w:lang w:val="en-US"/>
+        </w:rPr>
+        <w:t xml:space="preserve">    No return value</w:t>
+      </w:r>
+    </w:p>
+    <w:p>
+      <w:pPr>
+        <w:ind w:firstLine="720" w:firstLineChars="0"/>
+        <w:rPr>
+          <w:rFonts w:hint="default"/>
+          <w:sz w:val="28"/>
+          <w:szCs w:val="28"/>
+          <w:lang w:val="en-US"/>
+        </w:rPr>
+      </w:pPr>
+      <w:r>
+        <w:rPr>
+          <w:rFonts w:hint="default"/>
+          <w:sz w:val="28"/>
+          <w:szCs w:val="28"/>
+          <w:lang w:val="en-US"/>
+        </w:rPr>
+        <w:t xml:space="preserve">    Cannot throw checked exceptions directly</w:t>
+      </w:r>
+    </w:p>
+    <w:p>
+      <w:pPr>
+        <w:ind w:firstLine="720" w:firstLineChars="0"/>
+        <w:rPr>
+          <w:rFonts w:hint="default"/>
+          <w:sz w:val="28"/>
+          <w:szCs w:val="28"/>
+          <w:lang w:val="en-US"/>
+        </w:rPr>
+      </w:pPr>
+    </w:p>
+    <w:p>
+      <w:pPr>
+        <w:ind w:firstLine="280" w:firstLineChars="100"/>
+        <w:rPr>
+          <w:rFonts w:hint="default"/>
+          <w:sz w:val="28"/>
+          <w:szCs w:val="28"/>
+          <w:lang w:val="en-US"/>
+        </w:rPr>
+      </w:pPr>
+      <w:r>
+        <w:rPr>
+          <w:rFonts w:hint="default"/>
+          <w:sz w:val="28"/>
+          <w:szCs w:val="28"/>
+          <w:lang w:val="en-US"/>
+        </w:rPr>
+        <w:t>Callable:</w:t>
+      </w:r>
+    </w:p>
+    <w:p>
+      <w:pPr>
+        <w:ind w:firstLine="720" w:firstLineChars="0"/>
+        <w:rPr>
+          <w:rFonts w:hint="default"/>
+          <w:sz w:val="28"/>
+          <w:szCs w:val="28"/>
+          <w:lang w:val="en-US"/>
+        </w:rPr>
+      </w:pPr>
+      <w:r>
+        <w:rPr>
+          <w:rFonts w:hint="default"/>
+          <w:sz w:val="28"/>
+          <w:szCs w:val="28"/>
+          <w:lang w:val="en-US"/>
+        </w:rPr>
+        <w:t xml:space="preserve">    V call()</w:t>
+      </w:r>
+    </w:p>
+    <w:p>
+      <w:pPr>
+        <w:ind w:firstLine="720" w:firstLineChars="0"/>
+        <w:rPr>
+          <w:rFonts w:hint="default"/>
+          <w:sz w:val="28"/>
+          <w:szCs w:val="28"/>
+          <w:lang w:val="en-US"/>
+        </w:rPr>
+      </w:pPr>
+      <w:r>
+        <w:rPr>
+          <w:rFonts w:hint="default"/>
+          <w:sz w:val="28"/>
+          <w:szCs w:val="28"/>
+          <w:lang w:val="en-US"/>
+        </w:rPr>
+        <w:t xml:space="preserve">    Returns a value</w:t>
+      </w:r>
+    </w:p>
+    <w:p>
+      <w:pPr>
+        <w:ind w:firstLine="720" w:firstLineChars="0"/>
+        <w:rPr>
+          <w:rFonts w:hint="default"/>
+          <w:sz w:val="28"/>
+          <w:szCs w:val="28"/>
+          <w:lang w:val="en-US"/>
+        </w:rPr>
+      </w:pPr>
+      <w:r>
+        <w:rPr>
+          <w:rFonts w:hint="default"/>
+          <w:sz w:val="28"/>
+          <w:szCs w:val="28"/>
+          <w:lang w:val="en-US"/>
+        </w:rPr>
+        <w:t xml:space="preserve">    Can throw checked exceptions</w:t>
+      </w:r>
+    </w:p>
+    <w:p>
+      <w:pPr>
+        <w:ind w:firstLine="720" w:firstLineChars="0"/>
+        <w:rPr>
+          <w:rFonts w:hint="default"/>
+          <w:sz w:val="28"/>
+          <w:szCs w:val="28"/>
+          <w:lang w:val="en-US"/>
+        </w:rPr>
+      </w:pPr>
+    </w:p>
+    <w:p>
+      <w:pPr>
+        <w:ind w:firstLine="720" w:firstLineChars="0"/>
+        <w:rPr>
+          <w:rFonts w:hint="default"/>
+          <w:sz w:val="28"/>
+          <w:szCs w:val="28"/>
+          <w:lang w:val="en-US"/>
+        </w:rPr>
+      </w:pPr>
+    </w:p>
+    <w:p>
+      <w:pPr>
+        <w:rPr>
+          <w:rFonts w:hint="default"/>
+          <w:b/>
+          <w:bCs/>
+          <w:sz w:val="28"/>
+          <w:szCs w:val="28"/>
+          <w:u w:val="single"/>
+          <w:lang w:val="en-US"/>
+        </w:rPr>
+      </w:pPr>
+      <w:r>
+        <w:rPr>
+          <w:rFonts w:hint="default"/>
+          <w:b/>
+          <w:bCs/>
+          <w:sz w:val="28"/>
+          <w:szCs w:val="28"/>
+          <w:u w:val="single"/>
+          <w:lang w:val="en-US"/>
+        </w:rPr>
+        <w:t>WHERE USED IN ACTUAL DEVELOPMENT?</w:t>
+      </w:r>
+    </w:p>
+    <w:p>
+      <w:pPr>
+        <w:ind w:firstLine="720" w:firstLineChars="0"/>
+        <w:rPr>
+          <w:rFonts w:hint="default"/>
+          <w:sz w:val="28"/>
+          <w:szCs w:val="28"/>
+          <w:lang w:val="en-US"/>
+        </w:rPr>
+      </w:pPr>
+    </w:p>
+    <w:p>
+      <w:pPr>
+        <w:rPr>
+          <w:rFonts w:hint="default"/>
+          <w:sz w:val="28"/>
+          <w:szCs w:val="28"/>
+          <w:lang w:val="en-US"/>
+        </w:rPr>
+      </w:pPr>
+      <w:r>
+        <w:rPr>
+          <w:rFonts w:hint="default"/>
+          <w:sz w:val="28"/>
+          <w:szCs w:val="28"/>
+          <w:lang w:val="en-US"/>
+        </w:rPr>
+        <w:t xml:space="preserve">Used when you need </w:t>
+      </w:r>
+      <w:bookmarkStart w:id="0" w:name="_GoBack"/>
+      <w:bookmarkEnd w:id="0"/>
+      <w:r>
+        <w:rPr>
+          <w:rFonts w:hint="default"/>
+          <w:sz w:val="28"/>
+          <w:szCs w:val="28"/>
+          <w:lang w:val="en-US"/>
+        </w:rPr>
+        <w:t>to execute a task asynchronously/concurrently</w:t>
+      </w:r>
+    </w:p>
+    <w:p>
+      <w:pPr>
+        <w:rPr>
+          <w:rFonts w:hint="default"/>
+          <w:sz w:val="28"/>
+          <w:szCs w:val="28"/>
+          <w:lang w:val="en-US"/>
+        </w:rPr>
+      </w:pPr>
+      <w:r>
+        <w:rPr>
+          <w:rFonts w:hint="default"/>
+          <w:sz w:val="28"/>
+          <w:szCs w:val="28"/>
+          <w:lang w:val="en-US"/>
+        </w:rPr>
+        <w:t>AND need the result after the task finishes.</w:t>
+      </w:r>
+    </w:p>
+    <w:p>
+      <w:pPr>
+        <w:ind w:firstLine="720" w:firstLineChars="0"/>
+        <w:rPr>
+          <w:rFonts w:hint="default"/>
+          <w:sz w:val="28"/>
+          <w:szCs w:val="28"/>
+          <w:lang w:val="en-US"/>
+        </w:rPr>
+      </w:pPr>
+    </w:p>
+    <w:p>
+      <w:pPr>
+        <w:ind w:firstLine="280" w:firstLineChars="100"/>
+        <w:rPr>
+          <w:rFonts w:hint="default"/>
+          <w:sz w:val="28"/>
+          <w:szCs w:val="28"/>
+          <w:lang w:val="en-US"/>
+        </w:rPr>
+      </w:pPr>
+      <w:r>
+        <w:rPr>
+          <w:rFonts w:hint="default"/>
+          <w:sz w:val="28"/>
+          <w:szCs w:val="28"/>
+          <w:lang w:val="en-US"/>
+        </w:rPr>
+        <w:t>Example:</w:t>
+      </w:r>
+    </w:p>
+    <w:p>
+      <w:pPr>
+        <w:ind w:firstLine="720" w:firstLineChars="0"/>
+        <w:rPr>
+          <w:rFonts w:hint="default"/>
+          <w:sz w:val="28"/>
+          <w:szCs w:val="28"/>
+          <w:lang w:val="en-US"/>
+        </w:rPr>
+      </w:pPr>
+      <w:r>
+        <w:rPr>
+          <w:rFonts w:hint="default"/>
+          <w:sz w:val="28"/>
+          <w:szCs w:val="28"/>
+          <w:lang w:val="en-US"/>
+        </w:rPr>
+        <w:t>- Fetch data from a database</w:t>
+      </w:r>
+    </w:p>
+    <w:p>
+      <w:pPr>
+        <w:ind w:firstLine="720" w:firstLineChars="0"/>
+        <w:rPr>
+          <w:rFonts w:hint="default"/>
+          <w:sz w:val="28"/>
+          <w:szCs w:val="28"/>
+          <w:lang w:val="en-US"/>
+        </w:rPr>
+      </w:pPr>
+      <w:r>
+        <w:rPr>
+          <w:rFonts w:hint="default"/>
+          <w:sz w:val="28"/>
+          <w:szCs w:val="28"/>
+          <w:lang w:val="en-US"/>
+        </w:rPr>
+        <w:t>- Perform calculation</w:t>
+      </w:r>
+    </w:p>
+    <w:p>
+      <w:pPr>
+        <w:ind w:firstLine="720" w:firstLineChars="0"/>
+        <w:rPr>
+          <w:rFonts w:hint="default"/>
+          <w:sz w:val="28"/>
+          <w:szCs w:val="28"/>
+          <w:lang w:val="en-US"/>
+        </w:rPr>
+      </w:pPr>
+      <w:r>
+        <w:rPr>
+          <w:rFonts w:hint="default"/>
+          <w:sz w:val="28"/>
+          <w:szCs w:val="28"/>
+          <w:lang w:val="en-US"/>
+        </w:rPr>
+        <w:t>- Call another service</w:t>
+      </w:r>
+    </w:p>
+    <w:p>
+      <w:pPr>
+        <w:ind w:firstLine="720" w:firstLineChars="0"/>
+        <w:rPr>
+          <w:rFonts w:hint="default"/>
+          <w:sz w:val="28"/>
+          <w:szCs w:val="28"/>
+          <w:lang w:val="en-US"/>
+        </w:rPr>
+      </w:pPr>
+      <w:r>
+        <w:rPr>
+          <w:rFonts w:hint="default"/>
+          <w:sz w:val="28"/>
+          <w:szCs w:val="28"/>
+          <w:lang w:val="en-US"/>
+        </w:rPr>
+        <w:t>- Return the result to the calling code</w:t>
+      </w:r>
+    </w:p>
+    <w:p>
+      <w:pPr>
+        <w:ind w:firstLine="720" w:firstLineChars="0"/>
+        <w:rPr>
+          <w:rFonts w:hint="default"/>
+          <w:sz w:val="28"/>
+          <w:szCs w:val="28"/>
+          <w:lang w:val="en-US"/>
+        </w:rPr>
+      </w:pPr>
+    </w:p>
+    <w:p>
+      <w:pPr>
+        <w:ind w:firstLine="720" w:firstLineChars="0"/>
+        <w:rPr>
+          <w:rFonts w:hint="default"/>
+          <w:sz w:val="28"/>
+          <w:szCs w:val="28"/>
+          <w:lang w:val="en-US"/>
+        </w:rPr>
+      </w:pPr>
+      <w:r>
+        <w:rPr>
+          <w:rFonts w:hint="default"/>
+          <w:sz w:val="28"/>
+          <w:szCs w:val="28"/>
+          <w:lang w:val="en-US"/>
+        </w:rPr>
+        <w:t>In production, Callable is commonly used with ExecutorService and Future.</w:t>
+      </w:r>
+    </w:p>
+    <w:p>
+      <w:pPr>
+        <w:ind w:firstLine="720" w:firstLineChars="0"/>
+        <w:rPr>
+          <w:rFonts w:hint="default"/>
+          <w:sz w:val="28"/>
+          <w:szCs w:val="28"/>
+          <w:lang w:val="en-US"/>
+        </w:rPr>
+      </w:pPr>
+    </w:p>
+    <w:p>
+      <w:pPr>
+        <w:ind w:firstLine="720" w:firstLineChars="0"/>
+        <w:rPr>
+          <w:rFonts w:hint="default"/>
+          <w:sz w:val="28"/>
+          <w:szCs w:val="28"/>
+          <w:lang w:val="en-US"/>
+        </w:rPr>
+      </w:pPr>
+    </w:p>
+    <w:p>
+      <w:pPr>
+        <w:ind w:firstLine="281" w:firstLineChars="100"/>
+        <w:rPr>
+          <w:rFonts w:hint="default"/>
+          <w:b/>
+          <w:bCs/>
+          <w:sz w:val="28"/>
+          <w:szCs w:val="28"/>
+          <w:u w:val="single"/>
+          <w:lang w:val="en-US"/>
+        </w:rPr>
+      </w:pPr>
+      <w:r>
+        <w:rPr>
+          <w:rFonts w:hint="default"/>
+          <w:b/>
+          <w:bCs/>
+          <w:sz w:val="28"/>
+          <w:szCs w:val="28"/>
+          <w:u w:val="single"/>
+          <w:lang w:val="en-US"/>
+        </w:rPr>
+        <w:t>INTERVIEW POINT:</w:t>
+      </w:r>
+    </w:p>
+    <w:p>
+      <w:pPr>
+        <w:ind w:firstLine="720" w:firstLineChars="0"/>
+        <w:rPr>
+          <w:rFonts w:hint="default"/>
+          <w:sz w:val="28"/>
+          <w:szCs w:val="28"/>
+          <w:lang w:val="en-US"/>
+        </w:rPr>
+      </w:pPr>
+    </w:p>
+    <w:p>
+      <w:pPr>
+        <w:ind w:firstLine="720" w:firstLineChars="0"/>
+        <w:rPr>
+          <w:rFonts w:hint="default"/>
+          <w:sz w:val="28"/>
+          <w:szCs w:val="28"/>
+          <w:lang w:val="en-US"/>
+        </w:rPr>
+      </w:pPr>
+      <w:r>
+        <w:rPr>
+          <w:rFonts w:hint="default"/>
+          <w:sz w:val="28"/>
+          <w:szCs w:val="28"/>
+          <w:lang w:val="en-US"/>
+        </w:rPr>
+        <w:t>Callable represents a task that returns a result and can throw a checked exception.</w:t>
+      </w:r>
+    </w:p>
+    <w:p>
+      <w:pPr>
+        <w:ind w:firstLine="720" w:firstLineChars="0"/>
+        <w:rPr>
+          <w:rFonts w:hint="default"/>
+          <w:sz w:val="28"/>
+          <w:szCs w:val="28"/>
+          <w:lang w:val="en-US"/>
+        </w:rPr>
+      </w:pPr>
+      <w:r>
+        <w:rPr>
+          <w:rFonts w:hint="default"/>
+          <w:sz w:val="28"/>
+          <w:szCs w:val="28"/>
+          <w:lang w:val="en-US"/>
+        </w:rPr>
+        <w:t>It is executed through ExecutorService, and its result is obtained using Future.</w:t>
       </w:r>
     </w:p>
     <w:sectPr>
@@ -2571,7 +3963,7 @@
     <w:lsdException w:qFormat="1" w:unhideWhenUsed="0" w:uiPriority="0" w:semiHidden="0" w:name="HTML Code"/>
     <w:lsdException w:unhideWhenUsed="0" w:uiPriority="0" w:semiHidden="0" w:name="HTML Definition"/>
     <w:lsdException w:unhideWhenUsed="0" w:uiPriority="0" w:semiHidden="0" w:name="HTML Keyboard"/>
-    <w:lsdException w:unhideWhenUsed="0" w:uiPriority="0" w:semiHidden="0" w:name="HTML Preformatted"/>
+    <w:lsdException w:qFormat="1" w:unhideWhenUsed="0" w:uiPriority="0" w:semiHidden="0" w:name="HTML Preformatted"/>
     <w:lsdException w:unhideWhenUsed="0" w:uiPriority="0" w:semiHidden="0" w:name="HTML Sample"/>
     <w:lsdException w:unhideWhenUsed="0" w:uiPriority="0" w:semiHidden="0" w:name="HTML Typewriter"/>
     <w:lsdException w:unhideWhenUsed="0" w:uiPriority="0" w:semiHidden="0" w:name="HTML Variable"/>
@@ -2784,6 +4176,7 @@
   </w:style>
   <w:style w:type="paragraph" w:styleId="6">
     <w:name w:val="HTML Preformatted"/>
+    <w:qFormat/>
     <w:uiPriority w:val="0"/>
     <w:pPr>
       <w:tabs>

--- a/Notes/Thread Creation in Java.docx
+++ b/Notes/Thread Creation in Java.docx
@@ -2424,7 +2424,7 @@
           <w:szCs w:val="28"/>
           <w:lang w:val="en-US"/>
         </w:rPr>
-        <w:t>Callable is a functional interface used when a task needs to:</w:t>
+        <w:t>Callable is a functional interface used when a task needs to: ( it represent a work/task )</w:t>
       </w:r>
     </w:p>
     <w:p>
@@ -3412,279 +3412,1793 @@
           <w:szCs w:val="28"/>
           <w:lang w:val="en-US"/>
         </w:rPr>
-        <w:t xml:space="preserve">Used when you need </w:t>
+        <w:t>Used when you need to execute a task asynchronously/concurrently</w:t>
+      </w:r>
+    </w:p>
+    <w:p>
+      <w:pPr>
+        <w:rPr>
+          <w:rFonts w:hint="default"/>
+          <w:sz w:val="28"/>
+          <w:szCs w:val="28"/>
+          <w:lang w:val="en-US"/>
+        </w:rPr>
+      </w:pPr>
+      <w:r>
+        <w:rPr>
+          <w:rFonts w:hint="default"/>
+          <w:sz w:val="28"/>
+          <w:szCs w:val="28"/>
+          <w:lang w:val="en-US"/>
+        </w:rPr>
+        <w:t>AND need the result after the task finishes.</w:t>
+      </w:r>
+    </w:p>
+    <w:p>
+      <w:pPr>
+        <w:ind w:firstLine="720" w:firstLineChars="0"/>
+        <w:rPr>
+          <w:rFonts w:hint="default"/>
+          <w:sz w:val="28"/>
+          <w:szCs w:val="28"/>
+          <w:lang w:val="en-US"/>
+        </w:rPr>
+      </w:pPr>
+    </w:p>
+    <w:p>
+      <w:pPr>
+        <w:ind w:firstLine="280" w:firstLineChars="100"/>
+        <w:rPr>
+          <w:rFonts w:hint="default"/>
+          <w:sz w:val="28"/>
+          <w:szCs w:val="28"/>
+          <w:lang w:val="en-US"/>
+        </w:rPr>
+      </w:pPr>
+      <w:r>
+        <w:rPr>
+          <w:rFonts w:hint="default"/>
+          <w:sz w:val="28"/>
+          <w:szCs w:val="28"/>
+          <w:lang w:val="en-US"/>
+        </w:rPr>
+        <w:t>Example:</w:t>
+      </w:r>
+    </w:p>
+    <w:p>
+      <w:pPr>
+        <w:ind w:firstLine="720" w:firstLineChars="0"/>
+        <w:rPr>
+          <w:rFonts w:hint="default"/>
+          <w:sz w:val="28"/>
+          <w:szCs w:val="28"/>
+          <w:lang w:val="en-US"/>
+        </w:rPr>
+      </w:pPr>
+      <w:r>
+        <w:rPr>
+          <w:rFonts w:hint="default"/>
+          <w:sz w:val="28"/>
+          <w:szCs w:val="28"/>
+          <w:lang w:val="en-US"/>
+        </w:rPr>
+        <w:t>- Fetch data from a database</w:t>
+      </w:r>
+    </w:p>
+    <w:p>
+      <w:pPr>
+        <w:ind w:firstLine="720" w:firstLineChars="0"/>
+        <w:rPr>
+          <w:rFonts w:hint="default"/>
+          <w:sz w:val="28"/>
+          <w:szCs w:val="28"/>
+          <w:lang w:val="en-US"/>
+        </w:rPr>
+      </w:pPr>
+      <w:r>
+        <w:rPr>
+          <w:rFonts w:hint="default"/>
+          <w:sz w:val="28"/>
+          <w:szCs w:val="28"/>
+          <w:lang w:val="en-US"/>
+        </w:rPr>
+        <w:t>- Perform calculation</w:t>
+      </w:r>
+    </w:p>
+    <w:p>
+      <w:pPr>
+        <w:ind w:firstLine="720" w:firstLineChars="0"/>
+        <w:rPr>
+          <w:rFonts w:hint="default"/>
+          <w:sz w:val="28"/>
+          <w:szCs w:val="28"/>
+          <w:lang w:val="en-US"/>
+        </w:rPr>
+      </w:pPr>
+      <w:r>
+        <w:rPr>
+          <w:rFonts w:hint="default"/>
+          <w:sz w:val="28"/>
+          <w:szCs w:val="28"/>
+          <w:lang w:val="en-US"/>
+        </w:rPr>
+        <w:t>- Call another service</w:t>
+      </w:r>
+    </w:p>
+    <w:p>
+      <w:pPr>
+        <w:ind w:firstLine="720" w:firstLineChars="0"/>
+        <w:rPr>
+          <w:rFonts w:hint="default"/>
+          <w:sz w:val="28"/>
+          <w:szCs w:val="28"/>
+          <w:lang w:val="en-US"/>
+        </w:rPr>
+      </w:pPr>
+      <w:r>
+        <w:rPr>
+          <w:rFonts w:hint="default"/>
+          <w:sz w:val="28"/>
+          <w:szCs w:val="28"/>
+          <w:lang w:val="en-US"/>
+        </w:rPr>
+        <w:t>- Return the result to the calling code</w:t>
+      </w:r>
+    </w:p>
+    <w:p>
+      <w:pPr>
+        <w:ind w:firstLine="720" w:firstLineChars="0"/>
+        <w:rPr>
+          <w:rFonts w:hint="default"/>
+          <w:sz w:val="28"/>
+          <w:szCs w:val="28"/>
+          <w:lang w:val="en-US"/>
+        </w:rPr>
+      </w:pPr>
+    </w:p>
+    <w:p>
+      <w:pPr>
+        <w:ind w:firstLine="720" w:firstLineChars="0"/>
+        <w:rPr>
+          <w:rFonts w:hint="default"/>
+          <w:sz w:val="28"/>
+          <w:szCs w:val="28"/>
+          <w:lang w:val="en-US"/>
+        </w:rPr>
+      </w:pPr>
+      <w:r>
+        <w:rPr>
+          <w:rFonts w:hint="default"/>
+          <w:sz w:val="28"/>
+          <w:szCs w:val="28"/>
+          <w:lang w:val="en-US"/>
+        </w:rPr>
+        <w:t>In production, Callable is commonly used with ExecutorService and Future.</w:t>
+      </w:r>
+    </w:p>
+    <w:p>
+      <w:pPr>
+        <w:ind w:firstLine="720" w:firstLineChars="0"/>
+        <w:rPr>
+          <w:rFonts w:hint="default"/>
+          <w:sz w:val="28"/>
+          <w:szCs w:val="28"/>
+          <w:lang w:val="en-US"/>
+        </w:rPr>
+      </w:pPr>
+    </w:p>
+    <w:p>
+      <w:pPr>
+        <w:ind w:firstLine="720" w:firstLineChars="0"/>
+        <w:rPr>
+          <w:rFonts w:hint="default"/>
+          <w:sz w:val="28"/>
+          <w:szCs w:val="28"/>
+          <w:lang w:val="en-US"/>
+        </w:rPr>
+      </w:pPr>
+    </w:p>
+    <w:p>
+      <w:pPr>
+        <w:ind w:firstLine="281" w:firstLineChars="100"/>
+        <w:rPr>
+          <w:rFonts w:hint="default"/>
+          <w:b/>
+          <w:bCs/>
+          <w:sz w:val="28"/>
+          <w:szCs w:val="28"/>
+          <w:u w:val="single"/>
+          <w:lang w:val="en-US"/>
+        </w:rPr>
+      </w:pPr>
+      <w:r>
+        <w:rPr>
+          <w:rFonts w:hint="default"/>
+          <w:b/>
+          <w:bCs/>
+          <w:sz w:val="28"/>
+          <w:szCs w:val="28"/>
+          <w:u w:val="single"/>
+          <w:lang w:val="en-US"/>
+        </w:rPr>
+        <w:t>INTERVIEW POINT:</w:t>
+      </w:r>
+    </w:p>
+    <w:p>
+      <w:pPr>
+        <w:ind w:firstLine="720" w:firstLineChars="0"/>
+        <w:rPr>
+          <w:rFonts w:hint="default"/>
+          <w:sz w:val="28"/>
+          <w:szCs w:val="28"/>
+          <w:lang w:val="en-US"/>
+        </w:rPr>
+      </w:pPr>
+    </w:p>
+    <w:p>
+      <w:pPr>
+        <w:ind w:firstLine="720" w:firstLineChars="0"/>
+        <w:rPr>
+          <w:rFonts w:hint="default"/>
+          <w:sz w:val="28"/>
+          <w:szCs w:val="28"/>
+          <w:lang w:val="en-US"/>
+        </w:rPr>
+      </w:pPr>
+      <w:r>
+        <w:rPr>
+          <w:rFonts w:hint="default"/>
+          <w:sz w:val="28"/>
+          <w:szCs w:val="28"/>
+          <w:lang w:val="en-US"/>
+        </w:rPr>
+        <w:t>Callable represents a task that returns a result and can throw a checked exception.</w:t>
+      </w:r>
+    </w:p>
+    <w:p>
+      <w:pPr>
+        <w:ind w:firstLine="720" w:firstLineChars="0"/>
+        <w:rPr>
+          <w:rFonts w:hint="default"/>
+          <w:sz w:val="28"/>
+          <w:szCs w:val="28"/>
+          <w:lang w:val="en-US"/>
+        </w:rPr>
+      </w:pPr>
+      <w:r>
+        <w:rPr>
+          <w:rFonts w:hint="default"/>
+          <w:sz w:val="28"/>
+          <w:szCs w:val="28"/>
+          <w:lang w:val="en-US"/>
+        </w:rPr>
+        <w:t>It is executed through ExecutorService, and its result is obtained using Future.</w:t>
+      </w:r>
+      <w:r>
+        <w:rPr>
+          <w:rFonts w:hint="default"/>
+          <w:sz w:val="28"/>
+          <w:szCs w:val="28"/>
+          <w:lang w:val="en-US"/>
+        </w:rPr>
+        <w:br w:type="textWrapping"/>
+      </w:r>
+      <w:r>
+        <w:rPr>
+          <w:rFonts w:hint="default"/>
+          <w:sz w:val="28"/>
+          <w:szCs w:val="28"/>
+          <w:lang w:val="en-US"/>
+        </w:rPr>
+        <w:br w:type="textWrapping"/>
+      </w:r>
+    </w:p>
+    <w:p>
+      <w:pPr>
+        <w:rPr>
+          <w:rFonts w:hint="default"/>
+          <w:sz w:val="28"/>
+          <w:szCs w:val="28"/>
+          <w:lang w:val="en-US"/>
+        </w:rPr>
+      </w:pPr>
+      <w:r>
+        <w:rPr>
+          <w:rFonts w:hint="default"/>
+          <w:sz w:val="28"/>
+          <w:szCs w:val="28"/>
+          <w:lang w:val="en-US"/>
+        </w:rPr>
+        <w:br w:type="page"/>
+      </w:r>
+    </w:p>
+    <w:p>
+      <w:pPr>
+        <w:pStyle w:val="2"/>
+        <w:keepNext w:val="0"/>
+        <w:keepLines w:val="0"/>
+        <w:widowControl/>
+        <w:suppressLineNumbers w:val="0"/>
+      </w:pPr>
+      <w:r>
+        <w:rPr>
+          <w:rFonts w:hint="default"/>
+          <w:color w:val="0000FF"/>
+          <w:sz w:val="28"/>
+          <w:szCs w:val="28"/>
+          <w:lang w:val="en-US"/>
+        </w:rPr>
+        <w:t>Important Terms used above :-</w:t>
+      </w:r>
+      <w:r>
+        <w:rPr>
+          <w:rFonts w:hint="default"/>
+          <w:color w:val="0000FF"/>
+          <w:sz w:val="28"/>
+          <w:szCs w:val="28"/>
+          <w:lang w:val="en-US"/>
+        </w:rPr>
+        <w:br w:type="textWrapping"/>
+      </w:r>
+      <w:r>
+        <w:rPr>
+          <w:rFonts w:hint="default"/>
+          <w:sz w:val="28"/>
+          <w:szCs w:val="28"/>
+          <w:lang w:val="en-US"/>
+        </w:rPr>
+        <w:br w:type="textWrapping"/>
+      </w:r>
+      <w:r>
+        <w:rPr>
+          <w:rStyle w:val="5"/>
+          <w:rFonts w:hint="default" w:ascii="Arial Black" w:hAnsi="Arial Black" w:cs="Arial Black"/>
+          <w:u w:val="single"/>
+        </w:rPr>
+        <w:t>ExecutorService</w:t>
+      </w:r>
+    </w:p>
+    <w:p>
+      <w:pPr>
+        <w:keepNext w:val="0"/>
+        <w:keepLines w:val="0"/>
+        <w:widowControl/>
+        <w:suppressLineNumbers w:val="0"/>
+        <w:bidi w:val="0"/>
+        <w:jc w:val="left"/>
+      </w:pPr>
+      <w:r>
+        <w:rPr>
+          <w:rFonts w:ascii="SimSun" w:hAnsi="SimSun" w:eastAsia="SimSun" w:cs="SimSun"/>
+          <w:kern w:val="0"/>
+          <w:sz w:val="24"/>
+          <w:szCs w:val="24"/>
+          <w:lang w:val="en-US" w:eastAsia="zh-CN" w:bidi="ar"/>
+        </w:rPr>
+        <w:t>ExecutorService executor =</w:t>
+      </w:r>
+      <w:r>
+        <w:rPr>
+          <w:rFonts w:hint="default" w:ascii="SimSun" w:hAnsi="SimSun" w:eastAsia="SimSun" w:cs="SimSun"/>
+          <w:kern w:val="0"/>
+          <w:sz w:val="24"/>
+          <w:szCs w:val="24"/>
+          <w:lang w:val="en-US" w:eastAsia="zh-CN" w:bidi="ar"/>
+        </w:rPr>
+        <w:t xml:space="preserve"> </w:t>
+      </w:r>
+      <w:r>
+        <w:rPr>
+          <w:rFonts w:ascii="SimSun" w:hAnsi="SimSun" w:eastAsia="SimSun" w:cs="SimSun"/>
+          <w:kern w:val="0"/>
+          <w:sz w:val="24"/>
+          <w:szCs w:val="24"/>
+          <w:lang w:val="en-US" w:eastAsia="zh-CN" w:bidi="ar"/>
+        </w:rPr>
+        <w:t>Executors.newSingleThreadExecutor();</w:t>
+      </w:r>
+    </w:p>
+    <w:p>
+      <w:pPr>
+        <w:pStyle w:val="7"/>
+        <w:keepNext w:val="0"/>
+        <w:keepLines w:val="0"/>
+        <w:widowControl/>
+        <w:suppressLineNumbers w:val="0"/>
+        <w:spacing w:before="0" w:beforeAutospacing="1" w:after="0" w:afterAutospacing="1"/>
+        <w:ind w:left="0" w:right="0"/>
+        <w:rPr>
+          <w:u w:val="single"/>
+        </w:rPr>
+      </w:pPr>
+      <w:r>
+        <w:rPr>
+          <w:rStyle w:val="5"/>
+        </w:rPr>
+        <w:t>ExecutorService</w:t>
+      </w:r>
+      <w:r>
+        <w:t xml:space="preserve"> is used to </w:t>
+      </w:r>
+      <w:r>
+        <w:rPr>
+          <w:rStyle w:val="8"/>
+        </w:rPr>
+        <w:t>manage and execute tasks using threads</w:t>
+      </w:r>
+      <w:r>
+        <w:t>.</w:t>
+      </w:r>
+    </w:p>
+    <w:p>
+      <w:pPr>
+        <w:pStyle w:val="7"/>
+        <w:keepNext w:val="0"/>
+        <w:keepLines w:val="0"/>
+        <w:widowControl/>
+        <w:suppressLineNumbers w:val="0"/>
+        <w:rPr>
+          <w:u w:val="single"/>
+        </w:rPr>
+      </w:pPr>
+      <w:r>
+        <w:rPr>
+          <w:u w:val="single"/>
+        </w:rPr>
+        <w:t>Instead of manually doing:</w:t>
+      </w:r>
+    </w:p>
+    <w:p>
+      <w:pPr>
+        <w:keepNext w:val="0"/>
+        <w:keepLines w:val="0"/>
+        <w:widowControl/>
+        <w:suppressLineNumbers w:val="0"/>
+        <w:bidi w:val="0"/>
+        <w:jc w:val="left"/>
+      </w:pPr>
+      <w:r>
+        <w:rPr>
+          <w:rFonts w:ascii="SimSun" w:hAnsi="SimSun" w:eastAsia="SimSun" w:cs="SimSun"/>
+          <w:kern w:val="0"/>
+          <w:sz w:val="24"/>
+          <w:szCs w:val="24"/>
+          <w:lang w:val="en-US" w:eastAsia="zh-CN" w:bidi="ar"/>
+        </w:rPr>
+        <w:t>Thread t = new Thread(task);</w:t>
+      </w:r>
+    </w:p>
+    <w:p>
+      <w:pPr>
+        <w:keepNext w:val="0"/>
+        <w:keepLines w:val="0"/>
+        <w:widowControl/>
+        <w:suppressLineNumbers w:val="0"/>
+        <w:bidi w:val="0"/>
+        <w:jc w:val="left"/>
+      </w:pPr>
+      <w:r>
+        <w:rPr>
+          <w:rFonts w:ascii="SimSun" w:hAnsi="SimSun" w:eastAsia="SimSun" w:cs="SimSun"/>
+          <w:kern w:val="0"/>
+          <w:sz w:val="24"/>
+          <w:szCs w:val="24"/>
+          <w:lang w:val="en-US" w:eastAsia="zh-CN" w:bidi="ar"/>
+        </w:rPr>
+        <w:t>t.start();</w:t>
+      </w:r>
+    </w:p>
+    <w:p>
+      <w:pPr>
+        <w:pStyle w:val="7"/>
+        <w:keepNext w:val="0"/>
+        <w:keepLines w:val="0"/>
+        <w:widowControl/>
+        <w:suppressLineNumbers w:val="0"/>
+        <w:spacing w:before="0" w:beforeAutospacing="1" w:after="0" w:afterAutospacing="1"/>
+        <w:ind w:left="0" w:right="0"/>
+        <w:rPr>
+          <w:u w:val="single"/>
+        </w:rPr>
+      </w:pPr>
+      <w:r>
+        <w:rPr>
+          <w:u w:val="single"/>
+        </w:rPr>
+        <w:t xml:space="preserve">you give the task to the </w:t>
+      </w:r>
+      <w:r>
+        <w:rPr>
+          <w:rStyle w:val="5"/>
+          <w:u w:val="single"/>
+        </w:rPr>
+        <w:t>ExecutorService</w:t>
+      </w:r>
+      <w:r>
+        <w:rPr>
+          <w:u w:val="single"/>
+        </w:rPr>
+        <w:t>:</w:t>
+      </w:r>
+    </w:p>
+    <w:p>
+      <w:pPr>
+        <w:keepNext w:val="0"/>
+        <w:keepLines w:val="0"/>
+        <w:widowControl/>
+        <w:suppressLineNumbers w:val="0"/>
+        <w:bidi w:val="0"/>
+        <w:jc w:val="left"/>
+      </w:pPr>
+      <w:r>
+        <w:rPr>
+          <w:rFonts w:ascii="SimSun" w:hAnsi="SimSun" w:eastAsia="SimSun" w:cs="SimSun"/>
+          <w:kern w:val="0"/>
+          <w:sz w:val="24"/>
+          <w:szCs w:val="24"/>
+          <w:lang w:val="en-US" w:eastAsia="zh-CN" w:bidi="ar"/>
+        </w:rPr>
+        <w:t>executor.submit(task);</w:t>
+      </w:r>
+    </w:p>
+    <w:p>
+      <w:pPr>
+        <w:pStyle w:val="7"/>
+        <w:keepNext w:val="0"/>
+        <w:keepLines w:val="0"/>
+        <w:widowControl/>
+        <w:suppressLineNumbers w:val="0"/>
+        <w:rPr>
+          <w:u w:val="single"/>
+        </w:rPr>
+      </w:pPr>
+      <w:r>
+        <w:rPr>
+          <w:u w:val="single"/>
+        </w:rPr>
+        <w:t xml:space="preserve">The </w:t>
+      </w:r>
+      <w:r>
+        <w:rPr>
+          <w:rStyle w:val="5"/>
+          <w:u w:val="single"/>
+        </w:rPr>
+        <w:t>ExecutorService</w:t>
+      </w:r>
+      <w:r>
+        <w:rPr>
+          <w:u w:val="single"/>
+        </w:rPr>
+        <w:t xml:space="preserve"> takes care of getting a thread to execute it.</w:t>
+      </w:r>
+    </w:p>
+    <w:p>
+      <w:pPr>
+        <w:pStyle w:val="7"/>
+        <w:keepNext w:val="0"/>
+        <w:keepLines w:val="0"/>
+        <w:widowControl/>
+        <w:suppressLineNumbers w:val="0"/>
+      </w:pPr>
+      <w:r>
+        <w:t>Think:</w:t>
+      </w:r>
+    </w:p>
+    <w:p>
+      <w:pPr>
+        <w:keepNext w:val="0"/>
+        <w:keepLines w:val="0"/>
+        <w:widowControl/>
+        <w:suppressLineNumbers w:val="0"/>
+        <w:bidi w:val="0"/>
+        <w:jc w:val="left"/>
+      </w:pPr>
+      <w:r>
+        <w:rPr>
+          <w:rFonts w:ascii="SimSun" w:hAnsi="SimSun" w:eastAsia="SimSun" w:cs="SimSun"/>
+          <w:kern w:val="0"/>
+          <w:sz w:val="24"/>
+          <w:szCs w:val="24"/>
+          <w:lang w:val="en-US" w:eastAsia="zh-CN" w:bidi="ar"/>
+        </w:rPr>
+        <w:t>You</w:t>
+      </w:r>
+    </w:p>
+    <w:p>
+      <w:pPr>
+        <w:keepNext w:val="0"/>
+        <w:keepLines w:val="0"/>
+        <w:widowControl/>
+        <w:suppressLineNumbers w:val="0"/>
+        <w:bidi w:val="0"/>
+        <w:jc w:val="left"/>
+      </w:pPr>
+      <w:r>
+        <w:rPr>
+          <w:rFonts w:ascii="SimSun" w:hAnsi="SimSun" w:eastAsia="SimSun" w:cs="SimSun"/>
+          <w:kern w:val="0"/>
+          <w:sz w:val="24"/>
+          <w:szCs w:val="24"/>
+          <w:lang w:val="en-US" w:eastAsia="zh-CN" w:bidi="ar"/>
+        </w:rPr>
+        <w:t xml:space="preserve"> ↓</w:t>
+      </w:r>
+    </w:p>
+    <w:p>
+      <w:pPr>
+        <w:keepNext w:val="0"/>
+        <w:keepLines w:val="0"/>
+        <w:widowControl/>
+        <w:suppressLineNumbers w:val="0"/>
+        <w:bidi w:val="0"/>
+        <w:jc w:val="left"/>
+      </w:pPr>
+      <w:r>
+        <w:rPr>
+          <w:rFonts w:ascii="SimSun" w:hAnsi="SimSun" w:eastAsia="SimSun" w:cs="SimSun"/>
+          <w:kern w:val="0"/>
+          <w:sz w:val="24"/>
+          <w:szCs w:val="24"/>
+          <w:lang w:val="en-US" w:eastAsia="zh-CN" w:bidi="ar"/>
+        </w:rPr>
+        <w:t>ExecutorService</w:t>
+      </w:r>
+    </w:p>
+    <w:p>
+      <w:pPr>
+        <w:keepNext w:val="0"/>
+        <w:keepLines w:val="0"/>
+        <w:widowControl/>
+        <w:suppressLineNumbers w:val="0"/>
+        <w:bidi w:val="0"/>
+        <w:jc w:val="left"/>
+      </w:pPr>
+      <w:r>
+        <w:rPr>
+          <w:rFonts w:ascii="SimSun" w:hAnsi="SimSun" w:eastAsia="SimSun" w:cs="SimSun"/>
+          <w:kern w:val="0"/>
+          <w:sz w:val="24"/>
+          <w:szCs w:val="24"/>
+          <w:lang w:val="en-US" w:eastAsia="zh-CN" w:bidi="ar"/>
+        </w:rPr>
+        <w:t xml:space="preserve"> ↓</w:t>
+      </w:r>
+    </w:p>
+    <w:p>
+      <w:pPr>
+        <w:keepNext w:val="0"/>
+        <w:keepLines w:val="0"/>
+        <w:widowControl/>
+        <w:suppressLineNumbers w:val="0"/>
+        <w:bidi w:val="0"/>
+        <w:jc w:val="left"/>
+      </w:pPr>
+      <w:r>
+        <w:rPr>
+          <w:rFonts w:ascii="SimSun" w:hAnsi="SimSun" w:eastAsia="SimSun" w:cs="SimSun"/>
+          <w:kern w:val="0"/>
+          <w:sz w:val="24"/>
+          <w:szCs w:val="24"/>
+          <w:lang w:val="en-US" w:eastAsia="zh-CN" w:bidi="ar"/>
+        </w:rPr>
+        <w:t>Thread</w:t>
+      </w:r>
+    </w:p>
+    <w:p>
+      <w:pPr>
+        <w:keepNext w:val="0"/>
+        <w:keepLines w:val="0"/>
+        <w:widowControl/>
+        <w:suppressLineNumbers w:val="0"/>
+        <w:bidi w:val="0"/>
+        <w:jc w:val="left"/>
+      </w:pPr>
+      <w:r>
+        <w:rPr>
+          <w:rFonts w:ascii="SimSun" w:hAnsi="SimSun" w:eastAsia="SimSun" w:cs="SimSun"/>
+          <w:kern w:val="0"/>
+          <w:sz w:val="24"/>
+          <w:szCs w:val="24"/>
+          <w:lang w:val="en-US" w:eastAsia="zh-CN" w:bidi="ar"/>
+        </w:rPr>
+        <w:t xml:space="preserve"> ↓</w:t>
+      </w:r>
+    </w:p>
+    <w:p>
+      <w:pPr>
+        <w:keepNext w:val="0"/>
+        <w:keepLines w:val="0"/>
+        <w:widowControl/>
+        <w:suppressLineNumbers w:val="0"/>
+        <w:bidi w:val="0"/>
+        <w:jc w:val="left"/>
+      </w:pPr>
+      <w:r>
+        <w:rPr>
+          <w:rFonts w:ascii="SimSun" w:hAnsi="SimSun" w:eastAsia="SimSun" w:cs="SimSun"/>
+          <w:kern w:val="0"/>
+          <w:sz w:val="24"/>
+          <w:szCs w:val="24"/>
+          <w:lang w:val="en-US" w:eastAsia="zh-CN" w:bidi="ar"/>
+        </w:rPr>
+        <w:t>Executes task</w:t>
+      </w:r>
+    </w:p>
+    <w:p>
+      <w:pPr>
+        <w:pStyle w:val="7"/>
+        <w:keepNext w:val="0"/>
+        <w:keepLines w:val="0"/>
+        <w:widowControl/>
+        <w:suppressLineNumbers w:val="0"/>
+      </w:pPr>
+      <w:r>
+        <w:rPr>
+          <w:rStyle w:val="5"/>
+        </w:rPr>
+        <w:t>newSingleThreadExecutor()</w:t>
+      </w:r>
+      <w:r>
+        <w:t xml:space="preserve"> creates an executor with </w:t>
+      </w:r>
+      <w:r>
+        <w:rPr>
+          <w:rStyle w:val="8"/>
+        </w:rPr>
+        <w:t>one worker thread</w:t>
+      </w:r>
+      <w:r>
+        <w:t>.</w:t>
+      </w:r>
+    </w:p>
+    <w:p>
+      <w:pPr>
+        <w:pStyle w:val="7"/>
+        <w:keepNext w:val="0"/>
+        <w:keepLines w:val="0"/>
+        <w:widowControl/>
+        <w:suppressLineNumbers w:val="0"/>
+      </w:pPr>
+      <w:r>
+        <w:t>So:</w:t>
+      </w:r>
+    </w:p>
+    <w:p>
+      <w:pPr>
+        <w:keepNext w:val="0"/>
+        <w:keepLines w:val="0"/>
+        <w:widowControl/>
+        <w:suppressLineNumbers w:val="0"/>
+        <w:bidi w:val="0"/>
+        <w:jc w:val="left"/>
+      </w:pPr>
+      <w:r>
+        <w:rPr>
+          <w:rFonts w:ascii="SimSun" w:hAnsi="SimSun" w:eastAsia="SimSun" w:cs="SimSun"/>
+          <w:kern w:val="0"/>
+          <w:sz w:val="24"/>
+          <w:szCs w:val="24"/>
+          <w:lang w:val="en-US" w:eastAsia="zh-CN" w:bidi="ar"/>
+        </w:rPr>
+        <w:t>ExecutorService</w:t>
+      </w:r>
+    </w:p>
+    <w:p>
+      <w:pPr>
+        <w:keepNext w:val="0"/>
+        <w:keepLines w:val="0"/>
+        <w:widowControl/>
+        <w:suppressLineNumbers w:val="0"/>
+        <w:bidi w:val="0"/>
+        <w:jc w:val="left"/>
+      </w:pPr>
+      <w:r>
+        <w:rPr>
+          <w:rFonts w:ascii="SimSun" w:hAnsi="SimSun" w:eastAsia="SimSun" w:cs="SimSun"/>
+          <w:kern w:val="0"/>
+          <w:sz w:val="24"/>
+          <w:szCs w:val="24"/>
+          <w:lang w:val="en-US" w:eastAsia="zh-CN" w:bidi="ar"/>
+        </w:rPr>
+        <w:t xml:space="preserve">      ↓</w:t>
+      </w:r>
+    </w:p>
+    <w:p>
+      <w:pPr>
+        <w:keepNext w:val="0"/>
+        <w:keepLines w:val="0"/>
+        <w:widowControl/>
+        <w:suppressLineNumbers w:val="0"/>
+        <w:bidi w:val="0"/>
+        <w:jc w:val="left"/>
+      </w:pPr>
+      <w:r>
+        <w:rPr>
+          <w:rFonts w:ascii="SimSun" w:hAnsi="SimSun" w:eastAsia="SimSun" w:cs="SimSun"/>
+          <w:kern w:val="0"/>
+          <w:sz w:val="24"/>
+          <w:szCs w:val="24"/>
+          <w:lang w:val="en-US" w:eastAsia="zh-CN" w:bidi="ar"/>
+        </w:rPr>
+        <w:t xml:space="preserve">   Thread-1</w:t>
+      </w:r>
+    </w:p>
+    <w:p>
+      <w:pPr>
+        <w:pStyle w:val="7"/>
+        <w:keepNext w:val="0"/>
+        <w:keepLines w:val="0"/>
+        <w:widowControl/>
+        <w:suppressLineNumbers w:val="0"/>
+      </w:pPr>
+      <w:r>
+        <w:t>Later, you can have:</w:t>
+      </w:r>
+    </w:p>
+    <w:p>
+      <w:pPr>
+        <w:keepNext w:val="0"/>
+        <w:keepLines w:val="0"/>
+        <w:widowControl/>
+        <w:suppressLineNumbers w:val="0"/>
+        <w:bidi w:val="0"/>
+        <w:jc w:val="left"/>
+      </w:pPr>
+      <w:r>
+        <w:rPr>
+          <w:rFonts w:ascii="SimSun" w:hAnsi="SimSun" w:eastAsia="SimSun" w:cs="SimSun"/>
+          <w:kern w:val="0"/>
+          <w:sz w:val="24"/>
+          <w:szCs w:val="24"/>
+          <w:lang w:val="en-US" w:eastAsia="zh-CN" w:bidi="ar"/>
+        </w:rPr>
+        <w:t>Executors.newFixedThreadPool(5);</w:t>
+      </w:r>
+    </w:p>
+    <w:p>
+      <w:pPr>
+        <w:pStyle w:val="7"/>
+        <w:keepNext w:val="0"/>
+        <w:keepLines w:val="0"/>
+        <w:widowControl/>
+        <w:suppressLineNumbers w:val="0"/>
+      </w:pPr>
+      <w:r>
+        <w:t>which gives you a pool of 5 worker threads:</w:t>
+      </w:r>
+    </w:p>
+    <w:p>
+      <w:pPr>
+        <w:keepNext w:val="0"/>
+        <w:keepLines w:val="0"/>
+        <w:widowControl/>
+        <w:suppressLineNumbers w:val="0"/>
+        <w:bidi w:val="0"/>
+        <w:jc w:val="left"/>
+      </w:pPr>
+      <w:r>
+        <w:rPr>
+          <w:rFonts w:ascii="SimSun" w:hAnsi="SimSun" w:eastAsia="SimSun" w:cs="SimSun"/>
+          <w:kern w:val="0"/>
+          <w:sz w:val="24"/>
+          <w:szCs w:val="24"/>
+          <w:lang w:val="en-US" w:eastAsia="zh-CN" w:bidi="ar"/>
+        </w:rPr>
+        <w:t>ExecutorService</w:t>
+      </w:r>
+    </w:p>
+    <w:p>
+      <w:pPr>
+        <w:keepNext w:val="0"/>
+        <w:keepLines w:val="0"/>
+        <w:widowControl/>
+        <w:suppressLineNumbers w:val="0"/>
+        <w:bidi w:val="0"/>
+        <w:jc w:val="left"/>
+      </w:pPr>
+      <w:r>
+        <w:rPr>
+          <w:rFonts w:ascii="SimSun" w:hAnsi="SimSun" w:eastAsia="SimSun" w:cs="SimSun"/>
+          <w:kern w:val="0"/>
+          <w:sz w:val="24"/>
+          <w:szCs w:val="24"/>
+          <w:lang w:val="en-US" w:eastAsia="zh-CN" w:bidi="ar"/>
+        </w:rPr>
+        <w:t xml:space="preserve">   ↓</w:t>
+      </w:r>
+    </w:p>
+    <w:p>
+      <w:pPr>
+        <w:keepNext w:val="0"/>
+        <w:keepLines w:val="0"/>
+        <w:widowControl/>
+        <w:suppressLineNumbers w:val="0"/>
+        <w:bidi w:val="0"/>
+        <w:jc w:val="left"/>
+      </w:pPr>
+      <w:r>
+        <w:rPr>
+          <w:rFonts w:ascii="SimSun" w:hAnsi="SimSun" w:eastAsia="SimSun" w:cs="SimSun"/>
+          <w:kern w:val="0"/>
+          <w:sz w:val="24"/>
+          <w:szCs w:val="24"/>
+          <w:lang w:val="en-US" w:eastAsia="zh-CN" w:bidi="ar"/>
+        </w:rPr>
+        <w:t>┌───┼───┬───┬───┐</w:t>
+      </w:r>
+    </w:p>
+    <w:p>
+      <w:pPr>
+        <w:keepNext w:val="0"/>
+        <w:keepLines w:val="0"/>
+        <w:widowControl/>
+        <w:suppressLineNumbers w:val="0"/>
+        <w:bidi w:val="0"/>
+        <w:jc w:val="left"/>
+      </w:pPr>
+      <w:r>
+        <w:rPr>
+          <w:rFonts w:ascii="SimSun" w:hAnsi="SimSun" w:eastAsia="SimSun" w:cs="SimSun"/>
+          <w:kern w:val="0"/>
+          <w:sz w:val="24"/>
+          <w:szCs w:val="24"/>
+          <w:lang w:val="en-US" w:eastAsia="zh-CN" w:bidi="ar"/>
+        </w:rPr>
+        <w:t>T1  T2  T3  T4  T5</w:t>
+      </w:r>
+    </w:p>
+    <w:p>
+      <w:pPr>
+        <w:pStyle w:val="7"/>
+        <w:keepNext w:val="0"/>
+        <w:keepLines w:val="0"/>
+        <w:widowControl/>
+        <w:suppressLineNumbers w:val="0"/>
+      </w:pPr>
+      <w:r>
+        <w:t xml:space="preserve">This is much more useful in real applications than manually creating </w:t>
+      </w:r>
+      <w:r>
+        <w:rPr>
+          <w:rStyle w:val="5"/>
+        </w:rPr>
+        <w:t>new Thread()</w:t>
+      </w:r>
+      <w:r>
+        <w:t xml:space="preserve"> everywhere.</w:t>
+      </w:r>
+    </w:p>
+    <w:p>
+      <w:r>
+        <w:br w:type="page"/>
+      </w:r>
+    </w:p>
+    <w:p>
+      <w:pPr>
+        <w:pStyle w:val="2"/>
+        <w:keepNext w:val="0"/>
+        <w:keepLines w:val="0"/>
+        <w:widowControl/>
+        <w:suppressLineNumbers w:val="0"/>
+        <w:rPr>
+          <w:i w:val="0"/>
+          <w:iCs w:val="0"/>
+          <w:color w:val="000000" w:themeColor="text1"/>
+          <w:sz w:val="28"/>
+          <w:szCs w:val="28"/>
+          <w:u w:val="single"/>
+          <w14:textFill>
+            <w14:solidFill>
+              <w14:schemeClr w14:val="tx1"/>
+            </w14:solidFill>
+          </w14:textFill>
+        </w:rPr>
+      </w:pPr>
+      <w:r>
+        <w:rPr>
+          <w:rStyle w:val="5"/>
+          <w:rFonts w:hint="default" w:ascii="Arial Black" w:hAnsi="Arial Black" w:cs="Arial Black"/>
+          <w:i w:val="0"/>
+          <w:iCs w:val="0"/>
+          <w:color w:val="000000" w:themeColor="text1"/>
+          <w:sz w:val="21"/>
+          <w:szCs w:val="21"/>
+          <w:u w:val="single"/>
+          <w14:textFill>
+            <w14:solidFill>
+              <w14:schemeClr w14:val="tx1"/>
+            </w14:solidFill>
+          </w14:textFill>
+        </w:rPr>
+        <w:t>Future</w:t>
+      </w:r>
+    </w:p>
+    <w:p>
+      <w:pPr>
+        <w:pStyle w:val="7"/>
+        <w:keepNext w:val="0"/>
+        <w:keepLines w:val="0"/>
+        <w:widowControl/>
+        <w:suppressLineNumbers w:val="0"/>
+      </w:pPr>
+      <w:r>
+        <w:t>Now this line:</w:t>
+      </w:r>
+    </w:p>
+    <w:p>
+      <w:pPr>
+        <w:keepNext w:val="0"/>
+        <w:keepLines w:val="0"/>
+        <w:widowControl/>
+        <w:suppressLineNumbers w:val="0"/>
+        <w:bidi w:val="0"/>
+        <w:jc w:val="left"/>
+      </w:pPr>
+      <w:r>
+        <w:rPr>
+          <w:rFonts w:ascii="SimSun" w:hAnsi="SimSun" w:eastAsia="SimSun" w:cs="SimSun"/>
+          <w:kern w:val="0"/>
+          <w:sz w:val="24"/>
+          <w:szCs w:val="24"/>
+          <w:lang w:val="en-US" w:eastAsia="zh-CN" w:bidi="ar"/>
+        </w:rPr>
+        <w:t>Future&lt;Integer&gt; result = executor.submit(task);</w:t>
+      </w:r>
+    </w:p>
+    <w:p>
+      <w:pPr>
+        <w:pStyle w:val="7"/>
+        <w:keepNext w:val="0"/>
+        <w:keepLines w:val="0"/>
+        <w:widowControl/>
+        <w:suppressLineNumbers w:val="0"/>
+      </w:pPr>
+      <w:r>
+        <w:t>This is the important part.</w:t>
+      </w:r>
+    </w:p>
+    <w:p>
+      <w:pPr>
+        <w:pStyle w:val="7"/>
+        <w:keepNext w:val="0"/>
+        <w:keepLines w:val="0"/>
+        <w:widowControl/>
+        <w:suppressLineNumbers w:val="0"/>
+      </w:pPr>
+      <w:r>
+        <w:t xml:space="preserve">When you submit the task, the work may </w:t>
+      </w:r>
+      <w:r>
+        <w:rPr>
+          <w:rStyle w:val="8"/>
+        </w:rPr>
+        <w:t>not be finished immediately</w:t>
+      </w:r>
+      <w:r>
+        <w:t>.</w:t>
+      </w:r>
+    </w:p>
+    <w:p>
+      <w:pPr>
+        <w:pStyle w:val="7"/>
+        <w:keepNext w:val="0"/>
+        <w:keepLines w:val="0"/>
+        <w:widowControl/>
+        <w:suppressLineNumbers w:val="0"/>
+      </w:pPr>
+      <w:r>
+        <w:t>Imagine:</w:t>
+      </w:r>
+    </w:p>
+    <w:p>
+      <w:pPr>
+        <w:keepNext w:val="0"/>
+        <w:keepLines w:val="0"/>
+        <w:widowControl/>
+        <w:suppressLineNumbers w:val="0"/>
+        <w:bidi w:val="0"/>
+        <w:jc w:val="left"/>
+      </w:pPr>
+      <w:r>
+        <w:rPr>
+          <w:rFonts w:ascii="SimSun" w:hAnsi="SimSun" w:eastAsia="SimSun" w:cs="SimSun"/>
+          <w:kern w:val="0"/>
+          <w:sz w:val="24"/>
+          <w:szCs w:val="24"/>
+          <w:lang w:val="en-US" w:eastAsia="zh-CN" w:bidi="ar"/>
+        </w:rPr>
+        <w:t>Main Thread</w:t>
+      </w:r>
+    </w:p>
+    <w:p>
+      <w:pPr>
+        <w:keepNext w:val="0"/>
+        <w:keepLines w:val="0"/>
+        <w:widowControl/>
+        <w:suppressLineNumbers w:val="0"/>
+        <w:bidi w:val="0"/>
+        <w:jc w:val="left"/>
+      </w:pPr>
+      <w:r>
+        <w:rPr>
+          <w:rFonts w:ascii="SimSun" w:hAnsi="SimSun" w:eastAsia="SimSun" w:cs="SimSun"/>
+          <w:kern w:val="0"/>
+          <w:sz w:val="24"/>
+          <w:szCs w:val="24"/>
+          <w:lang w:val="en-US" w:eastAsia="zh-CN" w:bidi="ar"/>
+        </w:rPr>
+        <w:t xml:space="preserve">    |</w:t>
+      </w:r>
+    </w:p>
+    <w:p>
+      <w:pPr>
+        <w:keepNext w:val="0"/>
+        <w:keepLines w:val="0"/>
+        <w:widowControl/>
+        <w:suppressLineNumbers w:val="0"/>
+        <w:bidi w:val="0"/>
+        <w:jc w:val="left"/>
+      </w:pPr>
+      <w:r>
+        <w:rPr>
+          <w:rFonts w:ascii="SimSun" w:hAnsi="SimSun" w:eastAsia="SimSun" w:cs="SimSun"/>
+          <w:kern w:val="0"/>
+          <w:sz w:val="24"/>
+          <w:szCs w:val="24"/>
+          <w:lang w:val="en-US" w:eastAsia="zh-CN" w:bidi="ar"/>
+        </w:rPr>
+        <w:t xml:space="preserve">    | submit task</w:t>
+      </w:r>
+    </w:p>
+    <w:p>
+      <w:pPr>
+        <w:keepNext w:val="0"/>
+        <w:keepLines w:val="0"/>
+        <w:widowControl/>
+        <w:suppressLineNumbers w:val="0"/>
+        <w:bidi w:val="0"/>
+        <w:jc w:val="left"/>
+      </w:pPr>
+      <w:r>
+        <w:rPr>
+          <w:rFonts w:ascii="SimSun" w:hAnsi="SimSun" w:eastAsia="SimSun" w:cs="SimSun"/>
+          <w:kern w:val="0"/>
+          <w:sz w:val="24"/>
+          <w:szCs w:val="24"/>
+          <w:lang w:val="en-US" w:eastAsia="zh-CN" w:bidi="ar"/>
+        </w:rPr>
+        <w:t xml:space="preserve">    ↓</w:t>
+      </w:r>
+    </w:p>
+    <w:p>
+      <w:pPr>
+        <w:keepNext w:val="0"/>
+        <w:keepLines w:val="0"/>
+        <w:widowControl/>
+        <w:suppressLineNumbers w:val="0"/>
+        <w:bidi w:val="0"/>
+        <w:jc w:val="left"/>
+      </w:pPr>
+      <w:r>
+        <w:rPr>
+          <w:rFonts w:ascii="SimSun" w:hAnsi="SimSun" w:eastAsia="SimSun" w:cs="SimSun"/>
+          <w:kern w:val="0"/>
+          <w:sz w:val="24"/>
+          <w:szCs w:val="24"/>
+          <w:lang w:val="en-US" w:eastAsia="zh-CN" w:bidi="ar"/>
+        </w:rPr>
+        <w:t>ExecutorService</w:t>
+      </w:r>
+    </w:p>
+    <w:p>
+      <w:pPr>
+        <w:keepNext w:val="0"/>
+        <w:keepLines w:val="0"/>
+        <w:widowControl/>
+        <w:suppressLineNumbers w:val="0"/>
+        <w:bidi w:val="0"/>
+        <w:jc w:val="left"/>
+      </w:pPr>
+      <w:r>
+        <w:rPr>
+          <w:rFonts w:ascii="SimSun" w:hAnsi="SimSun" w:eastAsia="SimSun" w:cs="SimSun"/>
+          <w:kern w:val="0"/>
+          <w:sz w:val="24"/>
+          <w:szCs w:val="24"/>
+          <w:lang w:val="en-US" w:eastAsia="zh-CN" w:bidi="ar"/>
+        </w:rPr>
+        <w:t xml:space="preserve">    |</w:t>
+      </w:r>
+    </w:p>
+    <w:p>
+      <w:pPr>
+        <w:keepNext w:val="0"/>
+        <w:keepLines w:val="0"/>
+        <w:widowControl/>
+        <w:suppressLineNumbers w:val="0"/>
+        <w:bidi w:val="0"/>
+        <w:jc w:val="left"/>
+      </w:pPr>
+      <w:r>
+        <w:rPr>
+          <w:rFonts w:ascii="SimSun" w:hAnsi="SimSun" w:eastAsia="SimSun" w:cs="SimSun"/>
+          <w:kern w:val="0"/>
+          <w:sz w:val="24"/>
+          <w:szCs w:val="24"/>
+          <w:lang w:val="en-US" w:eastAsia="zh-CN" w:bidi="ar"/>
+        </w:rPr>
+        <w:t xml:space="preserve">    ↓</w:t>
+      </w:r>
+    </w:p>
+    <w:p>
+      <w:pPr>
+        <w:keepNext w:val="0"/>
+        <w:keepLines w:val="0"/>
+        <w:widowControl/>
+        <w:suppressLineNumbers w:val="0"/>
+        <w:bidi w:val="0"/>
+        <w:jc w:val="left"/>
+      </w:pPr>
+      <w:r>
+        <w:rPr>
+          <w:rFonts w:ascii="SimSun" w:hAnsi="SimSun" w:eastAsia="SimSun" w:cs="SimSun"/>
+          <w:kern w:val="0"/>
+          <w:sz w:val="24"/>
+          <w:szCs w:val="24"/>
+          <w:lang w:val="en-US" w:eastAsia="zh-CN" w:bidi="ar"/>
+        </w:rPr>
+        <w:t>Worker Thread</w:t>
+      </w:r>
+    </w:p>
+    <w:p>
+      <w:pPr>
+        <w:keepNext w:val="0"/>
+        <w:keepLines w:val="0"/>
+        <w:widowControl/>
+        <w:suppressLineNumbers w:val="0"/>
+        <w:bidi w:val="0"/>
+        <w:jc w:val="left"/>
+      </w:pPr>
+      <w:r>
+        <w:rPr>
+          <w:rFonts w:ascii="SimSun" w:hAnsi="SimSun" w:eastAsia="SimSun" w:cs="SimSun"/>
+          <w:kern w:val="0"/>
+          <w:sz w:val="24"/>
+          <w:szCs w:val="24"/>
+          <w:lang w:val="en-US" w:eastAsia="zh-CN" w:bidi="ar"/>
+        </w:rPr>
+        <w:t xml:space="preserve">    |</w:t>
+      </w:r>
+    </w:p>
+    <w:p>
+      <w:pPr>
+        <w:keepNext w:val="0"/>
+        <w:keepLines w:val="0"/>
+        <w:widowControl/>
+        <w:suppressLineNumbers w:val="0"/>
+        <w:bidi w:val="0"/>
+        <w:jc w:val="left"/>
+      </w:pPr>
+      <w:r>
+        <w:rPr>
+          <w:rFonts w:ascii="SimSun" w:hAnsi="SimSun" w:eastAsia="SimSun" w:cs="SimSun"/>
+          <w:kern w:val="0"/>
+          <w:sz w:val="24"/>
+          <w:szCs w:val="24"/>
+          <w:lang w:val="en-US" w:eastAsia="zh-CN" w:bidi="ar"/>
+        </w:rPr>
+        <w:t xml:space="preserve">    | 10 + 20</w:t>
+      </w:r>
+    </w:p>
+    <w:p>
+      <w:pPr>
+        <w:keepNext w:val="0"/>
+        <w:keepLines w:val="0"/>
+        <w:widowControl/>
+        <w:suppressLineNumbers w:val="0"/>
+        <w:bidi w:val="0"/>
+        <w:jc w:val="left"/>
+      </w:pPr>
+      <w:r>
+        <w:rPr>
+          <w:rFonts w:ascii="SimSun" w:hAnsi="SimSun" w:eastAsia="SimSun" w:cs="SimSun"/>
+          <w:kern w:val="0"/>
+          <w:sz w:val="24"/>
+          <w:szCs w:val="24"/>
+          <w:lang w:val="en-US" w:eastAsia="zh-CN" w:bidi="ar"/>
+        </w:rPr>
+        <w:t xml:space="preserve">    |</w:t>
+      </w:r>
+    </w:p>
+    <w:p>
+      <w:pPr>
+        <w:keepNext w:val="0"/>
+        <w:keepLines w:val="0"/>
+        <w:widowControl/>
+        <w:suppressLineNumbers w:val="0"/>
+        <w:bidi w:val="0"/>
+        <w:jc w:val="left"/>
+      </w:pPr>
+      <w:r>
+        <w:rPr>
+          <w:rFonts w:ascii="SimSun" w:hAnsi="SimSun" w:eastAsia="SimSun" w:cs="SimSun"/>
+          <w:kern w:val="0"/>
+          <w:sz w:val="24"/>
+          <w:szCs w:val="24"/>
+          <w:lang w:val="en-US" w:eastAsia="zh-CN" w:bidi="ar"/>
+        </w:rPr>
+        <w:t xml:space="preserve">    ↓</w:t>
+      </w:r>
+    </w:p>
+    <w:p>
+      <w:pPr>
+        <w:keepNext w:val="0"/>
+        <w:keepLines w:val="0"/>
+        <w:widowControl/>
+        <w:suppressLineNumbers w:val="0"/>
+        <w:bidi w:val="0"/>
+        <w:jc w:val="left"/>
+      </w:pPr>
+      <w:r>
+        <w:rPr>
+          <w:rFonts w:ascii="SimSun" w:hAnsi="SimSun" w:eastAsia="SimSun" w:cs="SimSun"/>
+          <w:kern w:val="0"/>
+          <w:sz w:val="24"/>
+          <w:szCs w:val="24"/>
+          <w:lang w:val="en-US" w:eastAsia="zh-CN" w:bidi="ar"/>
+        </w:rPr>
+        <w:t xml:space="preserve">    30</w:t>
+      </w:r>
+    </w:p>
+    <w:p>
+      <w:pPr>
+        <w:pStyle w:val="7"/>
+        <w:keepNext w:val="0"/>
+        <w:keepLines w:val="0"/>
+        <w:widowControl/>
+        <w:suppressLineNumbers w:val="0"/>
+      </w:pPr>
+      <w:r>
+        <w:t>Your main thread needs some way to represent:</w:t>
+      </w:r>
+    </w:p>
+    <w:p>
+      <w:pPr>
+        <w:pStyle w:val="7"/>
+        <w:keepNext w:val="0"/>
+        <w:keepLines w:val="0"/>
+        <w:widowControl/>
+        <w:suppressLineNumbers w:val="0"/>
+        <w:ind w:left="720" w:right="720"/>
+      </w:pPr>
+      <w:r>
+        <w:rPr>
+          <w:rFonts w:hint="eastAsia" w:ascii="SimSun" w:hAnsi="SimSun" w:eastAsia="SimSun" w:cs="SimSun"/>
+          <w:sz w:val="24"/>
+          <w:szCs w:val="24"/>
+        </w:rPr>
+        <w:t>"The result of this task will be available later."</w:t>
+      </w:r>
+    </w:p>
+    <w:p>
+      <w:pPr>
+        <w:pStyle w:val="7"/>
+        <w:keepNext w:val="0"/>
+        <w:keepLines w:val="0"/>
+        <w:widowControl/>
+        <w:suppressLineNumbers w:val="0"/>
+      </w:pPr>
+      <w:r>
+        <w:t xml:space="preserve">That's what </w:t>
+      </w:r>
+      <w:r>
+        <w:rPr>
+          <w:rStyle w:val="5"/>
+        </w:rPr>
+        <w:t>Future</w:t>
+      </w:r>
+      <w:r>
+        <w:t xml:space="preserve"> represents.</w:t>
+      </w:r>
+    </w:p>
+    <w:p>
+      <w:pPr>
+        <w:keepNext w:val="0"/>
+        <w:keepLines w:val="0"/>
+        <w:widowControl/>
+        <w:suppressLineNumbers w:val="0"/>
+        <w:bidi w:val="0"/>
+        <w:jc w:val="left"/>
+      </w:pPr>
+      <w:r>
+        <w:rPr>
+          <w:rFonts w:ascii="SimSun" w:hAnsi="SimSun" w:eastAsia="SimSun" w:cs="SimSun"/>
+          <w:kern w:val="0"/>
+          <w:sz w:val="24"/>
+          <w:szCs w:val="24"/>
+          <w:lang w:val="en-US" w:eastAsia="zh-CN" w:bidi="ar"/>
+        </w:rPr>
+        <w:t>Future&lt;Integer&gt; result</w:t>
+      </w:r>
+    </w:p>
+    <w:p>
+      <w:pPr>
+        <w:pStyle w:val="7"/>
+        <w:keepNext w:val="0"/>
+        <w:keepLines w:val="0"/>
+        <w:widowControl/>
+        <w:suppressLineNumbers w:val="0"/>
+      </w:pPr>
+      <w:r>
+        <w:t>means:</w:t>
+      </w:r>
+    </w:p>
+    <w:p>
+      <w:pPr>
+        <w:pStyle w:val="7"/>
+        <w:keepNext w:val="0"/>
+        <w:keepLines w:val="0"/>
+        <w:widowControl/>
+        <w:suppressLineNumbers w:val="0"/>
+        <w:ind w:left="720" w:right="720"/>
+      </w:pPr>
+      <w:r>
+        <w:rPr>
+          <w:rFonts w:hint="eastAsia" w:ascii="SimSun" w:hAnsi="SimSun" w:eastAsia="SimSun" w:cs="SimSun"/>
+          <w:sz w:val="24"/>
+          <w:szCs w:val="24"/>
+        </w:rPr>
+        <w:t xml:space="preserve">"I have a future </w:t>
+      </w:r>
+      <w:r>
+        <w:rPr>
+          <w:rStyle w:val="5"/>
+          <w:rFonts w:hint="eastAsia" w:ascii="SimSun" w:hAnsi="SimSun" w:eastAsia="SimSun" w:cs="SimSun"/>
+          <w:sz w:val="24"/>
+          <w:szCs w:val="24"/>
+        </w:rPr>
+        <w:t>Integer</w:t>
+      </w:r>
+      <w:r>
+        <w:rPr>
+          <w:rFonts w:hint="eastAsia" w:ascii="SimSun" w:hAnsi="SimSun" w:eastAsia="SimSun" w:cs="SimSun"/>
+          <w:sz w:val="24"/>
+          <w:szCs w:val="24"/>
+        </w:rPr>
+        <w:t xml:space="preserve"> result from this task."</w:t>
+      </w:r>
+    </w:p>
+    <w:p>
+      <w:pPr>
+        <w:pStyle w:val="7"/>
+        <w:keepNext w:val="0"/>
+        <w:keepLines w:val="0"/>
+        <w:widowControl/>
+        <w:suppressLineNumbers w:val="0"/>
+      </w:pPr>
+      <w:r>
+        <w:t xml:space="preserve">It isn't the actual </w:t>
+      </w:r>
+      <w:r>
+        <w:rPr>
+          <w:rStyle w:val="5"/>
+        </w:rPr>
+        <w:t>30</w:t>
+      </w:r>
+      <w:r>
+        <w:t xml:space="preserve"> yet.</w:t>
+      </w:r>
+    </w:p>
+    <w:p>
+      <w:pPr>
+        <w:pStyle w:val="7"/>
+        <w:keepNext w:val="0"/>
+        <w:keepLines w:val="0"/>
+        <w:widowControl/>
+        <w:suppressLineNumbers w:val="0"/>
+      </w:pPr>
+      <w:r>
+        <w:t xml:space="preserve">It's basically a </w:t>
+      </w:r>
+      <w:r>
+        <w:rPr>
+          <w:rStyle w:val="8"/>
+        </w:rPr>
+        <w:t>handle/reference to the result that will become available</w:t>
+      </w:r>
+      <w:r>
+        <w:t>.</w:t>
+      </w:r>
+    </w:p>
+    <w:p>
+      <w:pPr>
+        <w:pStyle w:val="2"/>
+        <w:keepNext w:val="0"/>
+        <w:keepLines w:val="0"/>
+        <w:widowControl/>
+        <w:suppressLineNumbers w:val="0"/>
+      </w:pPr>
+      <w:r>
+        <w:br w:type="textWrapping"/>
+      </w:r>
+      <w:r>
+        <w:rPr>
+          <w:rFonts w:hint="default" w:ascii="Arial Black" w:hAnsi="Arial Black" w:cs="Arial Black"/>
+          <w:b/>
+          <w:bCs/>
+          <w:u w:val="single"/>
+        </w:rPr>
+        <w:t xml:space="preserve">Why </w:t>
+      </w:r>
+      <w:r>
+        <w:rPr>
+          <w:rStyle w:val="5"/>
+          <w:rFonts w:hint="default" w:ascii="Arial Black" w:hAnsi="Arial Black" w:cs="Arial Black"/>
+          <w:b/>
+          <w:bCs/>
+          <w:u w:val="single"/>
+        </w:rPr>
+        <w:t>executor.shutdown()</w:t>
+      </w:r>
+      <w:r>
+        <w:rPr>
+          <w:rFonts w:hint="default" w:ascii="Arial Black" w:hAnsi="Arial Black" w:cs="Arial Black"/>
+          <w:b/>
+          <w:bCs/>
+          <w:u w:val="single"/>
+        </w:rPr>
+        <w:t>?</w:t>
+      </w:r>
+    </w:p>
+    <w:p>
+      <w:pPr>
+        <w:keepNext w:val="0"/>
+        <w:keepLines w:val="0"/>
+        <w:widowControl/>
+        <w:suppressLineNumbers w:val="0"/>
+        <w:bidi w:val="0"/>
+        <w:jc w:val="left"/>
+      </w:pPr>
+      <w:r>
+        <w:rPr>
+          <w:rFonts w:ascii="SimSun" w:hAnsi="SimSun" w:eastAsia="SimSun" w:cs="SimSun"/>
+          <w:kern w:val="0"/>
+          <w:sz w:val="24"/>
+          <w:szCs w:val="24"/>
+          <w:lang w:val="en-US" w:eastAsia="zh-CN" w:bidi="ar"/>
+        </w:rPr>
+        <w:t>executor.shutdown();</w:t>
+      </w:r>
+    </w:p>
+    <w:p>
+      <w:pPr>
+        <w:pStyle w:val="7"/>
+        <w:keepNext w:val="0"/>
+        <w:keepLines w:val="0"/>
+        <w:widowControl/>
+        <w:suppressLineNumbers w:val="0"/>
+      </w:pPr>
+      <w:r>
+        <w:t xml:space="preserve">You created an </w:t>
+      </w:r>
+      <w:r>
+        <w:rPr>
+          <w:rStyle w:val="5"/>
+        </w:rPr>
+        <w:t>ExecutorService</w:t>
+      </w:r>
+      <w:r>
+        <w:t>, which owns worker thread(s).</w:t>
+      </w:r>
+    </w:p>
+    <w:p>
+      <w:pPr>
+        <w:pStyle w:val="7"/>
+        <w:keepNext w:val="0"/>
+        <w:keepLines w:val="0"/>
+        <w:widowControl/>
+        <w:suppressLineNumbers w:val="0"/>
+      </w:pPr>
+      <w:r>
+        <w:t>When you're finished submitting tasks, you should tell it:</w:t>
+      </w:r>
+    </w:p>
+    <w:p>
+      <w:pPr>
+        <w:pStyle w:val="7"/>
+        <w:keepNext w:val="0"/>
+        <w:keepLines w:val="0"/>
+        <w:widowControl/>
+        <w:suppressLineNumbers w:val="0"/>
+        <w:ind w:left="720" w:right="720"/>
+      </w:pPr>
+      <w:r>
+        <w:rPr>
+          <w:rFonts w:hint="eastAsia" w:ascii="SimSun" w:hAnsi="SimSun" w:eastAsia="SimSun" w:cs="SimSun"/>
+          <w:sz w:val="24"/>
+          <w:szCs w:val="24"/>
+        </w:rPr>
+        <w:t>"I'm done. Don't accept new tasks. Finish the existing work and shut down."</w:t>
+      </w:r>
+    </w:p>
+    <w:p>
+      <w:pPr>
+        <w:pStyle w:val="7"/>
+        <w:keepNext w:val="0"/>
+        <w:keepLines w:val="0"/>
+        <w:widowControl/>
+        <w:suppressLineNumbers w:val="0"/>
+        <w:rPr>
+          <w:u w:val="single"/>
+        </w:rPr>
+      </w:pPr>
+      <w:r>
+        <w:rPr>
+          <w:u w:val="single"/>
+        </w:rPr>
+        <w:t>So:</w:t>
+      </w:r>
+    </w:p>
+    <w:p>
+      <w:pPr>
+        <w:keepNext w:val="0"/>
+        <w:keepLines w:val="0"/>
+        <w:widowControl/>
+        <w:suppressLineNumbers w:val="0"/>
+        <w:bidi w:val="0"/>
+        <w:jc w:val="left"/>
+      </w:pPr>
+      <w:r>
+        <w:rPr>
+          <w:rFonts w:ascii="SimSun" w:hAnsi="SimSun" w:eastAsia="SimSun" w:cs="SimSun"/>
+          <w:kern w:val="0"/>
+          <w:sz w:val="24"/>
+          <w:szCs w:val="24"/>
+          <w:lang w:val="en-US" w:eastAsia="zh-CN" w:bidi="ar"/>
+        </w:rPr>
+        <w:t>executor.shutdown()</w:t>
+      </w:r>
+    </w:p>
+    <w:p>
+      <w:pPr>
+        <w:keepNext w:val="0"/>
+        <w:keepLines w:val="0"/>
+        <w:widowControl/>
+        <w:suppressLineNumbers w:val="0"/>
+        <w:bidi w:val="0"/>
+        <w:jc w:val="left"/>
+      </w:pPr>
+      <w:r>
+        <w:rPr>
+          <w:rFonts w:ascii="SimSun" w:hAnsi="SimSun" w:eastAsia="SimSun" w:cs="SimSun"/>
+          <w:kern w:val="0"/>
+          <w:sz w:val="24"/>
+          <w:szCs w:val="24"/>
+          <w:lang w:val="en-US" w:eastAsia="zh-CN" w:bidi="ar"/>
+        </w:rPr>
+        <w:t xml:space="preserve">       ↓</w:t>
       </w:r>
       <w:bookmarkStart w:id="0" w:name="_GoBack"/>
       <w:bookmarkEnd w:id="0"/>
-      <w:r>
-        <w:rPr>
-          <w:rFonts w:hint="default"/>
-          <w:sz w:val="28"/>
-          <w:szCs w:val="28"/>
-          <w:lang w:val="en-US"/>
-        </w:rPr>
-        <w:t>to execute a task asynchronously/concurrently</w:t>
-      </w:r>
-    </w:p>
-    <w:p>
-      <w:pPr>
-        <w:rPr>
-          <w:rFonts w:hint="default"/>
-          <w:sz w:val="28"/>
-          <w:szCs w:val="28"/>
-          <w:lang w:val="en-US"/>
-        </w:rPr>
-      </w:pPr>
-      <w:r>
-        <w:rPr>
-          <w:rFonts w:hint="default"/>
-          <w:sz w:val="28"/>
-          <w:szCs w:val="28"/>
-          <w:lang w:val="en-US"/>
-        </w:rPr>
-        <w:t>AND need the result after the task finishes.</w:t>
-      </w:r>
-    </w:p>
-    <w:p>
-      <w:pPr>
-        <w:ind w:firstLine="720" w:firstLineChars="0"/>
-        <w:rPr>
-          <w:rFonts w:hint="default"/>
-          <w:sz w:val="28"/>
-          <w:szCs w:val="28"/>
-          <w:lang w:val="en-US"/>
-        </w:rPr>
-      </w:pPr>
-    </w:p>
-    <w:p>
-      <w:pPr>
-        <w:ind w:firstLine="280" w:firstLineChars="100"/>
-        <w:rPr>
-          <w:rFonts w:hint="default"/>
-          <w:sz w:val="28"/>
-          <w:szCs w:val="28"/>
-          <w:lang w:val="en-US"/>
-        </w:rPr>
-      </w:pPr>
-      <w:r>
-        <w:rPr>
-          <w:rFonts w:hint="default"/>
-          <w:sz w:val="28"/>
-          <w:szCs w:val="28"/>
-          <w:lang w:val="en-US"/>
-        </w:rPr>
-        <w:t>Example:</w:t>
-      </w:r>
-    </w:p>
-    <w:p>
-      <w:pPr>
-        <w:ind w:firstLine="720" w:firstLineChars="0"/>
-        <w:rPr>
-          <w:rFonts w:hint="default"/>
-          <w:sz w:val="28"/>
-          <w:szCs w:val="28"/>
-          <w:lang w:val="en-US"/>
-        </w:rPr>
-      </w:pPr>
-      <w:r>
-        <w:rPr>
-          <w:rFonts w:hint="default"/>
-          <w:sz w:val="28"/>
-          <w:szCs w:val="28"/>
-          <w:lang w:val="en-US"/>
-        </w:rPr>
-        <w:t>- Fetch data from a database</w:t>
-      </w:r>
-    </w:p>
-    <w:p>
-      <w:pPr>
-        <w:ind w:firstLine="720" w:firstLineChars="0"/>
-        <w:rPr>
-          <w:rFonts w:hint="default"/>
-          <w:sz w:val="28"/>
-          <w:szCs w:val="28"/>
-          <w:lang w:val="en-US"/>
-        </w:rPr>
-      </w:pPr>
-      <w:r>
-        <w:rPr>
-          <w:rFonts w:hint="default"/>
-          <w:sz w:val="28"/>
-          <w:szCs w:val="28"/>
-          <w:lang w:val="en-US"/>
-        </w:rPr>
-        <w:t>- Perform calculation</w:t>
-      </w:r>
-    </w:p>
-    <w:p>
-      <w:pPr>
-        <w:ind w:firstLine="720" w:firstLineChars="0"/>
-        <w:rPr>
-          <w:rFonts w:hint="default"/>
-          <w:sz w:val="28"/>
-          <w:szCs w:val="28"/>
-          <w:lang w:val="en-US"/>
-        </w:rPr>
-      </w:pPr>
-      <w:r>
-        <w:rPr>
-          <w:rFonts w:hint="default"/>
-          <w:sz w:val="28"/>
-          <w:szCs w:val="28"/>
-          <w:lang w:val="en-US"/>
-        </w:rPr>
-        <w:t>- Call another service</w:t>
-      </w:r>
-    </w:p>
-    <w:p>
-      <w:pPr>
-        <w:ind w:firstLine="720" w:firstLineChars="0"/>
-        <w:rPr>
-          <w:rFonts w:hint="default"/>
-          <w:sz w:val="28"/>
-          <w:szCs w:val="28"/>
-          <w:lang w:val="en-US"/>
-        </w:rPr>
-      </w:pPr>
-      <w:r>
-        <w:rPr>
-          <w:rFonts w:hint="default"/>
-          <w:sz w:val="28"/>
-          <w:szCs w:val="28"/>
-          <w:lang w:val="en-US"/>
-        </w:rPr>
-        <w:t>- Return the result to the calling code</w:t>
-      </w:r>
-    </w:p>
-    <w:p>
-      <w:pPr>
-        <w:ind w:firstLine="720" w:firstLineChars="0"/>
-        <w:rPr>
-          <w:rFonts w:hint="default"/>
-          <w:sz w:val="28"/>
-          <w:szCs w:val="28"/>
-          <w:lang w:val="en-US"/>
-        </w:rPr>
-      </w:pPr>
-    </w:p>
-    <w:p>
-      <w:pPr>
-        <w:ind w:firstLine="720" w:firstLineChars="0"/>
-        <w:rPr>
-          <w:rFonts w:hint="default"/>
-          <w:sz w:val="28"/>
-          <w:szCs w:val="28"/>
-          <w:lang w:val="en-US"/>
-        </w:rPr>
-      </w:pPr>
-      <w:r>
-        <w:rPr>
-          <w:rFonts w:hint="default"/>
-          <w:sz w:val="28"/>
-          <w:szCs w:val="28"/>
-          <w:lang w:val="en-US"/>
-        </w:rPr>
-        <w:t>In production, Callable is commonly used with ExecutorService and Future.</w:t>
-      </w:r>
-    </w:p>
-    <w:p>
-      <w:pPr>
-        <w:ind w:firstLine="720" w:firstLineChars="0"/>
-        <w:rPr>
-          <w:rFonts w:hint="default"/>
-          <w:sz w:val="28"/>
-          <w:szCs w:val="28"/>
-          <w:lang w:val="en-US"/>
-        </w:rPr>
-      </w:pPr>
-    </w:p>
-    <w:p>
-      <w:pPr>
-        <w:ind w:firstLine="720" w:firstLineChars="0"/>
-        <w:rPr>
-          <w:rFonts w:hint="default"/>
-          <w:sz w:val="28"/>
-          <w:szCs w:val="28"/>
-          <w:lang w:val="en-US"/>
-        </w:rPr>
-      </w:pPr>
-    </w:p>
-    <w:p>
-      <w:pPr>
-        <w:ind w:firstLine="281" w:firstLineChars="100"/>
-        <w:rPr>
-          <w:rFonts w:hint="default"/>
-          <w:b/>
-          <w:bCs/>
-          <w:sz w:val="28"/>
-          <w:szCs w:val="28"/>
-          <w:u w:val="single"/>
-          <w:lang w:val="en-US"/>
-        </w:rPr>
-      </w:pPr>
-      <w:r>
-        <w:rPr>
-          <w:rFonts w:hint="default"/>
-          <w:b/>
-          <w:bCs/>
-          <w:sz w:val="28"/>
-          <w:szCs w:val="28"/>
-          <w:u w:val="single"/>
-          <w:lang w:val="en-US"/>
-        </w:rPr>
-        <w:t>INTERVIEW POINT:</w:t>
-      </w:r>
-    </w:p>
-    <w:p>
-      <w:pPr>
-        <w:ind w:firstLine="720" w:firstLineChars="0"/>
-        <w:rPr>
-          <w:rFonts w:hint="default"/>
-          <w:sz w:val="28"/>
-          <w:szCs w:val="28"/>
-          <w:lang w:val="en-US"/>
-        </w:rPr>
-      </w:pPr>
-    </w:p>
-    <w:p>
-      <w:pPr>
-        <w:ind w:firstLine="720" w:firstLineChars="0"/>
-        <w:rPr>
-          <w:rFonts w:hint="default"/>
-          <w:sz w:val="28"/>
-          <w:szCs w:val="28"/>
-          <w:lang w:val="en-US"/>
-        </w:rPr>
-      </w:pPr>
-      <w:r>
-        <w:rPr>
-          <w:rFonts w:hint="default"/>
-          <w:sz w:val="28"/>
-          <w:szCs w:val="28"/>
-          <w:lang w:val="en-US"/>
-        </w:rPr>
-        <w:t>Callable represents a task that returns a result and can throw a checked exception.</w:t>
-      </w:r>
-    </w:p>
-    <w:p>
-      <w:pPr>
-        <w:ind w:firstLine="720" w:firstLineChars="0"/>
-        <w:rPr>
-          <w:rFonts w:hint="default"/>
-          <w:sz w:val="28"/>
-          <w:szCs w:val="28"/>
-          <w:lang w:val="en-US"/>
-        </w:rPr>
-      </w:pPr>
-      <w:r>
-        <w:rPr>
-          <w:rFonts w:hint="default"/>
-          <w:sz w:val="28"/>
-          <w:szCs w:val="28"/>
-          <w:lang w:val="en-US"/>
-        </w:rPr>
-        <w:t>It is executed through ExecutorService, and its result is obtained using Future.</w:t>
-      </w:r>
+    </w:p>
+    <w:p>
+      <w:pPr>
+        <w:keepNext w:val="0"/>
+        <w:keepLines w:val="0"/>
+        <w:widowControl/>
+        <w:suppressLineNumbers w:val="0"/>
+        <w:bidi w:val="0"/>
+        <w:jc w:val="left"/>
+      </w:pPr>
+      <w:r>
+        <w:rPr>
+          <w:rFonts w:ascii="SimSun" w:hAnsi="SimSun" w:eastAsia="SimSun" w:cs="SimSun"/>
+          <w:kern w:val="0"/>
+          <w:sz w:val="24"/>
+          <w:szCs w:val="24"/>
+          <w:lang w:val="en-US" w:eastAsia="zh-CN" w:bidi="ar"/>
+        </w:rPr>
+        <w:t>Stop accepting new tasks</w:t>
+      </w:r>
+    </w:p>
+    <w:p>
+      <w:pPr>
+        <w:keepNext w:val="0"/>
+        <w:keepLines w:val="0"/>
+        <w:widowControl/>
+        <w:suppressLineNumbers w:val="0"/>
+        <w:bidi w:val="0"/>
+        <w:jc w:val="left"/>
+      </w:pPr>
+      <w:r>
+        <w:rPr>
+          <w:rFonts w:ascii="SimSun" w:hAnsi="SimSun" w:eastAsia="SimSun" w:cs="SimSun"/>
+          <w:kern w:val="0"/>
+          <w:sz w:val="24"/>
+          <w:szCs w:val="24"/>
+          <w:lang w:val="en-US" w:eastAsia="zh-CN" w:bidi="ar"/>
+        </w:rPr>
+        <w:t xml:space="preserve">       ↓</w:t>
+      </w:r>
+    </w:p>
+    <w:p>
+      <w:pPr>
+        <w:keepNext w:val="0"/>
+        <w:keepLines w:val="0"/>
+        <w:widowControl/>
+        <w:suppressLineNumbers w:val="0"/>
+        <w:bidi w:val="0"/>
+        <w:jc w:val="left"/>
+      </w:pPr>
+      <w:r>
+        <w:rPr>
+          <w:rFonts w:ascii="SimSun" w:hAnsi="SimSun" w:eastAsia="SimSun" w:cs="SimSun"/>
+          <w:kern w:val="0"/>
+          <w:sz w:val="24"/>
+          <w:szCs w:val="24"/>
+          <w:lang w:val="en-US" w:eastAsia="zh-CN" w:bidi="ar"/>
+        </w:rPr>
+        <w:t>Finish existing tasks</w:t>
+      </w:r>
+    </w:p>
+    <w:p>
+      <w:pPr>
+        <w:keepNext w:val="0"/>
+        <w:keepLines w:val="0"/>
+        <w:widowControl/>
+        <w:suppressLineNumbers w:val="0"/>
+        <w:bidi w:val="0"/>
+        <w:jc w:val="left"/>
+      </w:pPr>
+      <w:r>
+        <w:rPr>
+          <w:rFonts w:ascii="SimSun" w:hAnsi="SimSun" w:eastAsia="SimSun" w:cs="SimSun"/>
+          <w:kern w:val="0"/>
+          <w:sz w:val="24"/>
+          <w:szCs w:val="24"/>
+          <w:lang w:val="en-US" w:eastAsia="zh-CN" w:bidi="ar"/>
+        </w:rPr>
+        <w:t xml:space="preserve">       ↓</w:t>
+      </w:r>
+    </w:p>
+    <w:p>
+      <w:pPr>
+        <w:keepNext w:val="0"/>
+        <w:keepLines w:val="0"/>
+        <w:widowControl/>
+        <w:suppressLineNumbers w:val="0"/>
+        <w:bidi w:val="0"/>
+        <w:jc w:val="left"/>
+      </w:pPr>
+      <w:r>
+        <w:rPr>
+          <w:rFonts w:ascii="SimSun" w:hAnsi="SimSun" w:eastAsia="SimSun" w:cs="SimSun"/>
+          <w:kern w:val="0"/>
+          <w:sz w:val="24"/>
+          <w:szCs w:val="24"/>
+          <w:lang w:val="en-US" w:eastAsia="zh-CN" w:bidi="ar"/>
+        </w:rPr>
+        <w:t>Worker threads shut down</w:t>
+      </w:r>
+    </w:p>
+    <w:p>
+      <w:pPr>
+        <w:pStyle w:val="7"/>
+        <w:keepNext w:val="0"/>
+        <w:keepLines w:val="0"/>
+        <w:widowControl/>
+        <w:suppressLineNumbers w:val="0"/>
+      </w:pPr>
+    </w:p>
+    <w:p>
+      <w:pPr>
+        <w:rPr>
+          <w:rFonts w:hint="default"/>
+          <w:sz w:val="28"/>
+          <w:szCs w:val="28"/>
+          <w:lang w:val="en-US"/>
+        </w:rPr>
+      </w:pPr>
     </w:p>
     <w:sectPr>
       <w:pgSz w:w="11906" w:h="16838"/>
